--- a/Project report.docx
+++ b/Project report.docx
@@ -28,7 +28,7 @@
                     <pic:cNvPicPr/>
                   </pic:nvPicPr>
                   <pic:blipFill>
-                    <a:blip r:embed="rId5"/>
+                    <a:blip r:embed="rId6"/>
                     <a:stretch>
                       <a:fillRect/>
                     </a:stretch>
@@ -381,19 +381,11 @@
                 <w:rFonts w:ascii="Arial" w:hAnsi="Arial" w:cs="Arial"/>
               </w:rPr>
             </w:pPr>
-            <w:proofErr w:type="spellStart"/>
-            <w:r>
-              <w:rPr>
-                <w:rFonts w:ascii="Arial" w:hAnsi="Arial" w:cs="Arial"/>
-              </w:rPr>
-              <w:t>Mr</w:t>
-            </w:r>
-            <w:proofErr w:type="spellEnd"/>
-            <w:r>
-              <w:rPr>
-                <w:rFonts w:ascii="Arial" w:hAnsi="Arial" w:cs="Arial"/>
-              </w:rPr>
-              <w:t xml:space="preserve"> T Shongwe</w:t>
+            <w:r>
+              <w:rPr>
+                <w:rFonts w:ascii="Arial" w:hAnsi="Arial" w:cs="Arial"/>
+              </w:rPr>
+              <w:t>Mr T Shongwe</w:t>
             </w:r>
           </w:p>
         </w:tc>
@@ -1597,36 +1589,14 @@
                 <w14:ligatures w14:val="none"/>
               </w:rPr>
             </w:pPr>
-            <w:proofErr w:type="spellStart"/>
-            <w:proofErr w:type="gramStart"/>
-            <w:r>
-              <w:rPr>
-                <w:rFonts w:ascii="Arial" w:eastAsia="Times New Roman" w:hAnsi="Arial" w:cs="Arial"/>
-                <w:color w:val="000000"/>
-                <w:kern w:val="0"/>
-                <w14:ligatures w14:val="none"/>
-              </w:rPr>
-              <w:t>calculateFinalMark</w:t>
-            </w:r>
-            <w:proofErr w:type="spellEnd"/>
-            <w:r>
-              <w:rPr>
-                <w:rFonts w:ascii="Arial" w:eastAsia="Times New Roman" w:hAnsi="Arial" w:cs="Arial"/>
-                <w:color w:val="000000"/>
-                <w:kern w:val="0"/>
-                <w14:ligatures w14:val="none"/>
-              </w:rPr>
-              <w:t>(</w:t>
-            </w:r>
-            <w:proofErr w:type="gramEnd"/>
-            <w:r>
-              <w:rPr>
-                <w:rFonts w:ascii="Arial" w:eastAsia="Times New Roman" w:hAnsi="Arial" w:cs="Arial"/>
-                <w:color w:val="000000"/>
-                <w:kern w:val="0"/>
-                <w14:ligatures w14:val="none"/>
-              </w:rPr>
-              <w:t>)</w:t>
+            <w:r>
+              <w:rPr>
+                <w:rFonts w:ascii="Arial" w:eastAsia="Times New Roman" w:hAnsi="Arial" w:cs="Arial"/>
+                <w:color w:val="000000"/>
+                <w:kern w:val="0"/>
+                <w14:ligatures w14:val="none"/>
+              </w:rPr>
+              <w:t>calculateFinalMark()</w:t>
             </w:r>
           </w:p>
         </w:tc>
@@ -1787,36 +1757,14 @@
                 <w14:ligatures w14:val="none"/>
               </w:rPr>
             </w:pPr>
-            <w:proofErr w:type="spellStart"/>
-            <w:proofErr w:type="gramStart"/>
-            <w:r>
-              <w:rPr>
-                <w:rFonts w:ascii="Arial" w:eastAsia="Times New Roman" w:hAnsi="Arial" w:cs="Arial"/>
-                <w:color w:val="000000"/>
-                <w:kern w:val="0"/>
-                <w14:ligatures w14:val="none"/>
-              </w:rPr>
-              <w:t>determineGrade</w:t>
-            </w:r>
-            <w:proofErr w:type="spellEnd"/>
-            <w:r>
-              <w:rPr>
-                <w:rFonts w:ascii="Arial" w:eastAsia="Times New Roman" w:hAnsi="Arial" w:cs="Arial"/>
-                <w:color w:val="000000"/>
-                <w:kern w:val="0"/>
-                <w14:ligatures w14:val="none"/>
-              </w:rPr>
-              <w:t>(</w:t>
-            </w:r>
-            <w:proofErr w:type="gramEnd"/>
-            <w:r>
-              <w:rPr>
-                <w:rFonts w:ascii="Arial" w:eastAsia="Times New Roman" w:hAnsi="Arial" w:cs="Arial"/>
-                <w:color w:val="000000"/>
-                <w:kern w:val="0"/>
-                <w14:ligatures w14:val="none"/>
-              </w:rPr>
-              <w:t>)</w:t>
+            <w:r>
+              <w:rPr>
+                <w:rFonts w:ascii="Arial" w:eastAsia="Times New Roman" w:hAnsi="Arial" w:cs="Arial"/>
+                <w:color w:val="000000"/>
+                <w:kern w:val="0"/>
+                <w14:ligatures w14:val="none"/>
+              </w:rPr>
+              <w:t>determineGrade()</w:t>
             </w:r>
           </w:p>
         </w:tc>
@@ -1977,36 +1925,14 @@
                 <w14:ligatures w14:val="none"/>
               </w:rPr>
             </w:pPr>
-            <w:proofErr w:type="spellStart"/>
-            <w:proofErr w:type="gramStart"/>
-            <w:r>
-              <w:rPr>
-                <w:rFonts w:ascii="Arial" w:eastAsia="Times New Roman" w:hAnsi="Arial" w:cs="Arial"/>
-                <w:color w:val="000000"/>
-                <w:kern w:val="0"/>
-                <w14:ligatures w14:val="none"/>
-              </w:rPr>
-              <w:t>hasExamAdmission</w:t>
-            </w:r>
-            <w:proofErr w:type="spellEnd"/>
-            <w:r>
-              <w:rPr>
-                <w:rFonts w:ascii="Arial" w:eastAsia="Times New Roman" w:hAnsi="Arial" w:cs="Arial"/>
-                <w:color w:val="000000"/>
-                <w:kern w:val="0"/>
-                <w14:ligatures w14:val="none"/>
-              </w:rPr>
-              <w:t>(</w:t>
-            </w:r>
-            <w:proofErr w:type="gramEnd"/>
-            <w:r>
-              <w:rPr>
-                <w:rFonts w:ascii="Arial" w:eastAsia="Times New Roman" w:hAnsi="Arial" w:cs="Arial"/>
-                <w:color w:val="000000"/>
-                <w:kern w:val="0"/>
-                <w14:ligatures w14:val="none"/>
-              </w:rPr>
-              <w:t>)</w:t>
+            <w:r>
+              <w:rPr>
+                <w:rFonts w:ascii="Arial" w:eastAsia="Times New Roman" w:hAnsi="Arial" w:cs="Arial"/>
+                <w:color w:val="000000"/>
+                <w:kern w:val="0"/>
+                <w14:ligatures w14:val="none"/>
+              </w:rPr>
+              <w:t>hasExamAdmission()</w:t>
             </w:r>
           </w:p>
         </w:tc>
@@ -2167,36 +2093,14 @@
                 <w14:ligatures w14:val="none"/>
               </w:rPr>
             </w:pPr>
-            <w:proofErr w:type="spellStart"/>
-            <w:proofErr w:type="gramStart"/>
-            <w:r>
-              <w:rPr>
-                <w:rFonts w:ascii="Arial" w:eastAsia="Times New Roman" w:hAnsi="Arial" w:cs="Arial"/>
-                <w:color w:val="000000"/>
-                <w:kern w:val="0"/>
-                <w14:ligatures w14:val="none"/>
-              </w:rPr>
-              <w:t>calculateClassAverage</w:t>
-            </w:r>
-            <w:proofErr w:type="spellEnd"/>
-            <w:r>
-              <w:rPr>
-                <w:rFonts w:ascii="Arial" w:eastAsia="Times New Roman" w:hAnsi="Arial" w:cs="Arial"/>
-                <w:color w:val="000000"/>
-                <w:kern w:val="0"/>
-                <w14:ligatures w14:val="none"/>
-              </w:rPr>
-              <w:t>(</w:t>
-            </w:r>
-            <w:proofErr w:type="gramEnd"/>
-            <w:r>
-              <w:rPr>
-                <w:rFonts w:ascii="Arial" w:eastAsia="Times New Roman" w:hAnsi="Arial" w:cs="Arial"/>
-                <w:color w:val="000000"/>
-                <w:kern w:val="0"/>
-                <w14:ligatures w14:val="none"/>
-              </w:rPr>
-              <w:t>)</w:t>
+            <w:r>
+              <w:rPr>
+                <w:rFonts w:ascii="Arial" w:eastAsia="Times New Roman" w:hAnsi="Arial" w:cs="Arial"/>
+                <w:color w:val="000000"/>
+                <w:kern w:val="0"/>
+                <w14:ligatures w14:val="none"/>
+              </w:rPr>
+              <w:t>calculateClassAverage()</w:t>
             </w:r>
           </w:p>
         </w:tc>
@@ -2223,43 +2127,8 @@
                 <w:kern w:val="0"/>
                 <w14:ligatures w14:val="none"/>
               </w:rPr>
-              <w:t>Divides by (</w:t>
-            </w:r>
-            <w:proofErr w:type="spellStart"/>
-            <w:proofErr w:type="gramStart"/>
-            <w:r>
-              <w:rPr>
-                <w:rFonts w:ascii="Arial" w:eastAsia="Times New Roman" w:hAnsi="Arial" w:cs="Arial"/>
-                <w:color w:val="000000"/>
-                <w:kern w:val="0"/>
-                <w14:ligatures w14:val="none"/>
-              </w:rPr>
-              <w:t>marks.length</w:t>
-            </w:r>
-            <w:proofErr w:type="spellEnd"/>
-            <w:proofErr w:type="gramEnd"/>
-            <w:r>
-              <w:rPr>
-                <w:rFonts w:ascii="Arial" w:eastAsia="Times New Roman" w:hAnsi="Arial" w:cs="Arial"/>
-                <w:color w:val="000000"/>
-                <w:kern w:val="0"/>
-                <w14:ligatures w14:val="none"/>
-              </w:rPr>
-              <w:t xml:space="preserve"> + 1) instead of </w:t>
-            </w:r>
-            <w:proofErr w:type="spellStart"/>
-            <w:proofErr w:type="gramStart"/>
-            <w:r>
-              <w:rPr>
-                <w:rFonts w:ascii="Arial" w:eastAsia="Times New Roman" w:hAnsi="Arial" w:cs="Arial"/>
-                <w:color w:val="000000"/>
-                <w:kern w:val="0"/>
-                <w14:ligatures w14:val="none"/>
-              </w:rPr>
-              <w:t>marks.length</w:t>
-            </w:r>
-            <w:proofErr w:type="spellEnd"/>
-            <w:proofErr w:type="gramEnd"/>
+              <w:t>Divides by (marks.length + 1) instead of marks.length</w:t>
+            </w:r>
           </w:p>
         </w:tc>
         <w:tc>
@@ -2393,36 +2262,14 @@
                 <w14:ligatures w14:val="none"/>
               </w:rPr>
             </w:pPr>
-            <w:proofErr w:type="spellStart"/>
-            <w:proofErr w:type="gramStart"/>
-            <w:r>
-              <w:rPr>
-                <w:rFonts w:ascii="Arial" w:eastAsia="Times New Roman" w:hAnsi="Arial" w:cs="Arial"/>
-                <w:color w:val="000000"/>
-                <w:kern w:val="0"/>
-                <w14:ligatures w14:val="none"/>
-              </w:rPr>
-              <w:t>calculatePassRate</w:t>
-            </w:r>
-            <w:proofErr w:type="spellEnd"/>
-            <w:r>
-              <w:rPr>
-                <w:rFonts w:ascii="Arial" w:eastAsia="Times New Roman" w:hAnsi="Arial" w:cs="Arial"/>
-                <w:color w:val="000000"/>
-                <w:kern w:val="0"/>
-                <w14:ligatures w14:val="none"/>
-              </w:rPr>
-              <w:t>(</w:t>
-            </w:r>
-            <w:proofErr w:type="gramEnd"/>
-            <w:r>
-              <w:rPr>
-                <w:rFonts w:ascii="Arial" w:eastAsia="Times New Roman" w:hAnsi="Arial" w:cs="Arial"/>
-                <w:color w:val="000000"/>
-                <w:kern w:val="0"/>
-                <w14:ligatures w14:val="none"/>
-              </w:rPr>
-              <w:t>)</w:t>
+            <w:r>
+              <w:rPr>
+                <w:rFonts w:ascii="Arial" w:eastAsia="Times New Roman" w:hAnsi="Arial" w:cs="Arial"/>
+                <w:color w:val="000000"/>
+                <w:kern w:val="0"/>
+                <w14:ligatures w14:val="none"/>
+              </w:rPr>
+              <w:t>calculatePassRate()</w:t>
             </w:r>
           </w:p>
         </w:tc>
@@ -2585,36 +2432,14 @@
                 <w14:ligatures w14:val="none"/>
               </w:rPr>
             </w:pPr>
-            <w:proofErr w:type="spellStart"/>
-            <w:proofErr w:type="gramStart"/>
-            <w:r>
-              <w:rPr>
-                <w:rFonts w:ascii="Arial" w:eastAsia="Times New Roman" w:hAnsi="Arial" w:cs="Arial"/>
-                <w:color w:val="000000"/>
-                <w:kern w:val="0"/>
-                <w14:ligatures w14:val="none"/>
-              </w:rPr>
-              <w:t>findHighestMark</w:t>
-            </w:r>
-            <w:proofErr w:type="spellEnd"/>
-            <w:r>
-              <w:rPr>
-                <w:rFonts w:ascii="Arial" w:eastAsia="Times New Roman" w:hAnsi="Arial" w:cs="Arial"/>
-                <w:color w:val="000000"/>
-                <w:kern w:val="0"/>
-                <w14:ligatures w14:val="none"/>
-              </w:rPr>
-              <w:t>(</w:t>
-            </w:r>
-            <w:proofErr w:type="gramEnd"/>
-            <w:r>
-              <w:rPr>
-                <w:rFonts w:ascii="Arial" w:eastAsia="Times New Roman" w:hAnsi="Arial" w:cs="Arial"/>
-                <w:color w:val="000000"/>
-                <w:kern w:val="0"/>
-                <w14:ligatures w14:val="none"/>
-              </w:rPr>
-              <w:t>)</w:t>
+            <w:r>
+              <w:rPr>
+                <w:rFonts w:ascii="Arial" w:eastAsia="Times New Roman" w:hAnsi="Arial" w:cs="Arial"/>
+                <w:color w:val="000000"/>
+                <w:kern w:val="0"/>
+                <w14:ligatures w14:val="none"/>
+              </w:rPr>
+              <w:t>findHighestMark()</w:t>
             </w:r>
           </w:p>
         </w:tc>
@@ -2776,36 +2601,14 @@
                 <w14:ligatures w14:val="none"/>
               </w:rPr>
             </w:pPr>
-            <w:proofErr w:type="spellStart"/>
-            <w:proofErr w:type="gramStart"/>
-            <w:r>
-              <w:rPr>
-                <w:rFonts w:ascii="Arial" w:eastAsia="Times New Roman" w:hAnsi="Arial" w:cs="Arial"/>
-                <w:color w:val="000000"/>
-                <w:kern w:val="0"/>
-                <w14:ligatures w14:val="none"/>
-              </w:rPr>
-              <w:t>qualifiesForSupplementary</w:t>
-            </w:r>
-            <w:proofErr w:type="spellEnd"/>
-            <w:r>
-              <w:rPr>
-                <w:rFonts w:ascii="Arial" w:eastAsia="Times New Roman" w:hAnsi="Arial" w:cs="Arial"/>
-                <w:color w:val="000000"/>
-                <w:kern w:val="0"/>
-                <w14:ligatures w14:val="none"/>
-              </w:rPr>
-              <w:t>(</w:t>
-            </w:r>
-            <w:proofErr w:type="gramEnd"/>
-            <w:r>
-              <w:rPr>
-                <w:rFonts w:ascii="Arial" w:eastAsia="Times New Roman" w:hAnsi="Arial" w:cs="Arial"/>
-                <w:color w:val="000000"/>
-                <w:kern w:val="0"/>
-                <w14:ligatures w14:val="none"/>
-              </w:rPr>
-              <w:t>)</w:t>
+            <w:r>
+              <w:rPr>
+                <w:rFonts w:ascii="Arial" w:eastAsia="Times New Roman" w:hAnsi="Arial" w:cs="Arial"/>
+                <w:color w:val="000000"/>
+                <w:kern w:val="0"/>
+                <w14:ligatures w14:val="none"/>
+              </w:rPr>
+              <w:t>qualifiesForSupplementary()</w:t>
             </w:r>
           </w:p>
         </w:tc>
@@ -2967,36 +2770,14 @@
                 <w14:ligatures w14:val="none"/>
               </w:rPr>
             </w:pPr>
-            <w:proofErr w:type="spellStart"/>
-            <w:proofErr w:type="gramStart"/>
-            <w:r>
-              <w:rPr>
-                <w:rFonts w:ascii="Arial" w:eastAsia="Times New Roman" w:hAnsi="Arial" w:cs="Arial"/>
-                <w:color w:val="000000"/>
-                <w:kern w:val="0"/>
-                <w14:ligatures w14:val="none"/>
-              </w:rPr>
-              <w:t>isValidMark</w:t>
-            </w:r>
-            <w:proofErr w:type="spellEnd"/>
-            <w:r>
-              <w:rPr>
-                <w:rFonts w:ascii="Arial" w:eastAsia="Times New Roman" w:hAnsi="Arial" w:cs="Arial"/>
-                <w:color w:val="000000"/>
-                <w:kern w:val="0"/>
-                <w14:ligatures w14:val="none"/>
-              </w:rPr>
-              <w:t>(</w:t>
-            </w:r>
-            <w:proofErr w:type="gramEnd"/>
-            <w:r>
-              <w:rPr>
-                <w:rFonts w:ascii="Arial" w:eastAsia="Times New Roman" w:hAnsi="Arial" w:cs="Arial"/>
-                <w:color w:val="000000"/>
-                <w:kern w:val="0"/>
-                <w14:ligatures w14:val="none"/>
-              </w:rPr>
-              <w:t>)</w:t>
+            <w:r>
+              <w:rPr>
+                <w:rFonts w:ascii="Arial" w:eastAsia="Times New Roman" w:hAnsi="Arial" w:cs="Arial"/>
+                <w:color w:val="000000"/>
+                <w:kern w:val="0"/>
+                <w14:ligatures w14:val="none"/>
+              </w:rPr>
+              <w:t>isValidMark()</w:t>
             </w:r>
           </w:p>
         </w:tc>
@@ -3160,36 +2941,14 @@
                 <w14:ligatures w14:val="none"/>
               </w:rPr>
             </w:pPr>
-            <w:proofErr w:type="spellStart"/>
-            <w:proofErr w:type="gramStart"/>
-            <w:r>
-              <w:rPr>
-                <w:rFonts w:ascii="Arial" w:eastAsia="Times New Roman" w:hAnsi="Arial" w:cs="Arial"/>
-                <w:color w:val="000000"/>
-                <w:kern w:val="0"/>
-                <w14:ligatures w14:val="none"/>
-              </w:rPr>
-              <w:t>generateStudentReport</w:t>
-            </w:r>
-            <w:proofErr w:type="spellEnd"/>
-            <w:r>
-              <w:rPr>
-                <w:rFonts w:ascii="Arial" w:eastAsia="Times New Roman" w:hAnsi="Arial" w:cs="Arial"/>
-                <w:color w:val="000000"/>
-                <w:kern w:val="0"/>
-                <w14:ligatures w14:val="none"/>
-              </w:rPr>
-              <w:t>(</w:t>
-            </w:r>
-            <w:proofErr w:type="gramEnd"/>
-            <w:r>
-              <w:rPr>
-                <w:rFonts w:ascii="Arial" w:eastAsia="Times New Roman" w:hAnsi="Arial" w:cs="Arial"/>
-                <w:color w:val="000000"/>
-                <w:kern w:val="0"/>
-                <w14:ligatures w14:val="none"/>
-              </w:rPr>
-              <w:t>)</w:t>
+            <w:r>
+              <w:rPr>
+                <w:rFonts w:ascii="Arial" w:eastAsia="Times New Roman" w:hAnsi="Arial" w:cs="Arial"/>
+                <w:color w:val="000000"/>
+                <w:kern w:val="0"/>
+                <w14:ligatures w14:val="none"/>
+              </w:rPr>
+              <w:t>generateStudentReport()</w:t>
             </w:r>
           </w:p>
         </w:tc>
@@ -3440,6 +3199,7 @@
             <w:r>
               <w:rPr>
                 <w:rFonts w:ascii="Arial" w:hAnsi="Arial" w:cs="Arial"/>
+                <w:noProof/>
               </w:rPr>
               <w:drawing>
                 <wp:inline distT="0" distB="0" distL="0" distR="0" wp14:anchorId="702209E0" wp14:editId="64E1D321">
@@ -3457,7 +3217,7 @@
                           <pic:cNvPicPr/>
                         </pic:nvPicPr>
                         <pic:blipFill>
-                          <a:blip r:embed="rId6"/>
+                          <a:blip r:embed="rId7"/>
                           <a:stretch>
                             <a:fillRect/>
                           </a:stretch>
@@ -3512,6 +3272,7 @@
             <w:r>
               <w:rPr>
                 <w:rFonts w:ascii="Arial" w:hAnsi="Arial" w:cs="Arial"/>
+                <w:noProof/>
               </w:rPr>
               <w:drawing>
                 <wp:inline distT="0" distB="0" distL="0" distR="0" wp14:anchorId="31B75D41" wp14:editId="62815729">
@@ -3529,7 +3290,7 @@
                           <pic:cNvPicPr/>
                         </pic:nvPicPr>
                         <pic:blipFill>
-                          <a:blip r:embed="rId7"/>
+                          <a:blip r:embed="rId8"/>
                           <a:stretch>
                             <a:fillRect/>
                           </a:stretch>
@@ -3584,6 +3345,7 @@
             <w:r>
               <w:rPr>
                 <w:rFonts w:ascii="Arial" w:hAnsi="Arial" w:cs="Arial"/>
+                <w:noProof/>
               </w:rPr>
               <w:drawing>
                 <wp:inline distT="0" distB="0" distL="0" distR="0" wp14:anchorId="755914FF" wp14:editId="75876D59">
@@ -3601,7 +3363,7 @@
                           <pic:cNvPicPr/>
                         </pic:nvPicPr>
                         <pic:blipFill>
-                          <a:blip r:embed="rId8"/>
+                          <a:blip r:embed="rId9"/>
                           <a:stretch>
                             <a:fillRect/>
                           </a:stretch>
@@ -3656,6 +3418,7 @@
             <w:r>
               <w:rPr>
                 <w:rFonts w:ascii="Arial" w:hAnsi="Arial" w:cs="Arial"/>
+                <w:noProof/>
               </w:rPr>
               <w:drawing>
                 <wp:inline distT="0" distB="0" distL="0" distR="0" wp14:anchorId="1B0B9474" wp14:editId="264AE682">
@@ -3673,7 +3436,7 @@
                           <pic:cNvPicPr/>
                         </pic:nvPicPr>
                         <pic:blipFill>
-                          <a:blip r:embed="rId9"/>
+                          <a:blip r:embed="rId10"/>
                           <a:stretch>
                             <a:fillRect/>
                           </a:stretch>
@@ -3728,6 +3491,7 @@
             <w:r>
               <w:rPr>
                 <w:rFonts w:ascii="Arial" w:hAnsi="Arial" w:cs="Arial"/>
+                <w:noProof/>
               </w:rPr>
               <w:drawing>
                 <wp:inline distT="0" distB="0" distL="0" distR="0" wp14:anchorId="53024573" wp14:editId="192F32E8">
@@ -3745,7 +3509,7 @@
                           <pic:cNvPicPr/>
                         </pic:nvPicPr>
                         <pic:blipFill>
-                          <a:blip r:embed="rId10"/>
+                          <a:blip r:embed="rId11"/>
                           <a:stretch>
                             <a:fillRect/>
                           </a:stretch>
@@ -3800,6 +3564,7 @@
             <w:r>
               <w:rPr>
                 <w:rFonts w:ascii="Arial" w:hAnsi="Arial" w:cs="Arial"/>
+                <w:noProof/>
               </w:rPr>
               <w:drawing>
                 <wp:inline distT="0" distB="0" distL="0" distR="0" wp14:anchorId="46A343B3" wp14:editId="006900F3">
@@ -3817,7 +3582,7 @@
                           <pic:cNvPicPr/>
                         </pic:nvPicPr>
                         <pic:blipFill>
-                          <a:blip r:embed="rId11"/>
+                          <a:blip r:embed="rId12"/>
                           <a:stretch>
                             <a:fillRect/>
                           </a:stretch>
@@ -3872,6 +3637,7 @@
             <w:r>
               <w:rPr>
                 <w:rFonts w:ascii="Arial" w:hAnsi="Arial" w:cs="Arial"/>
+                <w:noProof/>
               </w:rPr>
               <w:drawing>
                 <wp:inline distT="0" distB="0" distL="0" distR="0" wp14:anchorId="5B262A8B" wp14:editId="623B0D08">
@@ -3889,7 +3655,7 @@
                           <pic:cNvPicPr/>
                         </pic:nvPicPr>
                         <pic:blipFill>
-                          <a:blip r:embed="rId12"/>
+                          <a:blip r:embed="rId13"/>
                           <a:stretch>
                             <a:fillRect/>
                           </a:stretch>
@@ -3944,6 +3710,7 @@
             <w:r>
               <w:rPr>
                 <w:rFonts w:ascii="Arial" w:hAnsi="Arial" w:cs="Arial"/>
+                <w:noProof/>
               </w:rPr>
               <w:drawing>
                 <wp:inline distT="0" distB="0" distL="0" distR="0" wp14:anchorId="171B4F65" wp14:editId="0DC19443">
@@ -3961,7 +3728,7 @@
                           <pic:cNvPicPr/>
                         </pic:nvPicPr>
                         <pic:blipFill>
-                          <a:blip r:embed="rId13"/>
+                          <a:blip r:embed="rId14"/>
                           <a:stretch>
                             <a:fillRect/>
                           </a:stretch>
@@ -4016,6 +3783,7 @@
             <w:r>
               <w:rPr>
                 <w:rFonts w:ascii="Arial" w:hAnsi="Arial" w:cs="Arial"/>
+                <w:noProof/>
               </w:rPr>
               <w:drawing>
                 <wp:inline distT="0" distB="0" distL="0" distR="0" wp14:anchorId="4614BCE4" wp14:editId="249F43A2">
@@ -4033,7 +3801,7 @@
                           <pic:cNvPicPr/>
                         </pic:nvPicPr>
                         <pic:blipFill>
-                          <a:blip r:embed="rId14"/>
+                          <a:blip r:embed="rId15"/>
                           <a:stretch>
                             <a:fillRect/>
                           </a:stretch>
@@ -4078,6 +3846,715 @@
         </w:rPr>
       </w:pPr>
     </w:p>
+    <w:p>
+      <w:pPr>
+        <w:rPr>
+          <w:rFonts w:ascii="Arial" w:hAnsi="Arial" w:cs="Arial"/>
+        </w:rPr>
+      </w:pPr>
+    </w:p>
+    <w:p>
+      <w:pPr>
+        <w:rPr>
+          <w:rFonts w:ascii="Arial" w:hAnsi="Arial" w:cs="Arial"/>
+          <w:b/>
+          <w:bCs/>
+          <w:sz w:val="32"/>
+          <w:szCs w:val="32"/>
+          <w:lang w:val="en-ZA"/>
+        </w:rPr>
+      </w:pPr>
+      <w:r>
+        <w:rPr>
+          <w:rFonts w:ascii="Arial" w:hAnsi="Arial" w:cs="Arial"/>
+          <w:b/>
+          <w:bCs/>
+          <w:sz w:val="32"/>
+          <w:szCs w:val="32"/>
+        </w:rPr>
+        <w:lastRenderedPageBreak/>
+        <w:t>CI/CD Pipeline Workflow</w:t>
+      </w:r>
+    </w:p>
+    <w:p>
+      <w:pPr>
+        <w:rPr>
+          <w:rFonts w:ascii="Arial" w:hAnsi="Arial" w:cs="Arial"/>
+          <w:b/>
+          <w:bCs/>
+          <w:lang w:val="en-ZA"/>
+        </w:rPr>
+      </w:pPr>
+      <w:r>
+        <w:rPr>
+          <w:rFonts w:ascii="Arial" w:hAnsi="Arial" w:cs="Arial"/>
+          <w:b/>
+          <w:bCs/>
+          <w:lang w:val="en-ZA"/>
+        </w:rPr>
+        <w:t>1. Continuous Integration (CI)</w:t>
+      </w:r>
+    </w:p>
+    <w:p>
+      <w:pPr>
+        <w:rPr>
+          <w:rFonts w:ascii="Arial" w:hAnsi="Arial" w:cs="Arial"/>
+          <w:lang w:val="en-ZA"/>
+        </w:rPr>
+      </w:pPr>
+      <w:r>
+        <w:rPr>
+          <w:rFonts w:ascii="Arial" w:hAnsi="Arial" w:cs="Arial"/>
+          <w:b/>
+          <w:bCs/>
+          <w:lang w:val="en-ZA"/>
+        </w:rPr>
+        <w:t>Objective:</w:t>
+      </w:r>
+      <w:r>
+        <w:rPr>
+          <w:rFonts w:ascii="Arial" w:hAnsi="Arial" w:cs="Arial"/>
+          <w:lang w:val="en-ZA"/>
+        </w:rPr>
+        <w:t xml:space="preserve"> Validate code quality and functionality before deployment.</w:t>
+      </w:r>
+    </w:p>
+    <w:p>
+      <w:pPr>
+        <w:rPr>
+          <w:rFonts w:ascii="Arial" w:hAnsi="Arial" w:cs="Arial"/>
+          <w:lang w:val="en-ZA"/>
+        </w:rPr>
+      </w:pPr>
+      <w:r>
+        <w:rPr>
+          <w:rFonts w:ascii="Arial" w:hAnsi="Arial" w:cs="Arial"/>
+          <w:b/>
+          <w:bCs/>
+          <w:lang w:val="en-ZA"/>
+        </w:rPr>
+        <w:t>Steps:</w:t>
+      </w:r>
+    </w:p>
+    <w:p>
+      <w:pPr>
+        <w:numPr>
+          <w:ilvl w:val="0"/>
+          <w:numId w:val="1"/>
+        </w:numPr>
+        <w:rPr>
+          <w:rFonts w:ascii="Arial" w:hAnsi="Arial" w:cs="Arial"/>
+          <w:lang w:val="en-ZA"/>
+        </w:rPr>
+      </w:pPr>
+      <w:r>
+        <w:rPr>
+          <w:rFonts w:ascii="Arial" w:hAnsi="Arial" w:cs="Arial"/>
+          <w:b/>
+          <w:bCs/>
+          <w:lang w:val="en-ZA"/>
+        </w:rPr>
+        <w:t>Source Code Checkout</w:t>
+      </w:r>
+    </w:p>
+    <w:p>
+      <w:pPr>
+        <w:numPr>
+          <w:ilvl w:val="1"/>
+          <w:numId w:val="1"/>
+        </w:numPr>
+        <w:rPr>
+          <w:rFonts w:ascii="Arial" w:hAnsi="Arial" w:cs="Arial"/>
+          <w:lang w:val="en-ZA"/>
+        </w:rPr>
+      </w:pPr>
+      <w:r>
+        <w:rPr>
+          <w:rFonts w:ascii="Arial" w:hAnsi="Arial" w:cs="Arial"/>
+          <w:lang w:val="en-ZA"/>
+        </w:rPr>
+        <w:t xml:space="preserve">Jenkins retrieves the latest code from the GitHub repository: </w:t>
+      </w:r>
+      <w:hyperlink r:id="rId16" w:history="1">
+        <w:r>
+          <w:rPr>
+            <w:rStyle w:val="Hyperlink"/>
+            <w:rFonts w:ascii="Arial" w:hAnsi="Arial" w:cs="Arial"/>
+          </w:rPr>
+          <w:t>tshepang-p/student-grade-calculator</w:t>
+        </w:r>
+      </w:hyperlink>
+    </w:p>
+    <w:p>
+      <w:pPr>
+        <w:numPr>
+          <w:ilvl w:val="1"/>
+          <w:numId w:val="1"/>
+        </w:numPr>
+        <w:rPr>
+          <w:rFonts w:ascii="Arial" w:hAnsi="Arial" w:cs="Arial"/>
+          <w:lang w:val="en-ZA"/>
+        </w:rPr>
+      </w:pPr>
+      <w:r>
+        <w:rPr>
+          <w:rFonts w:ascii="Arial" w:hAnsi="Arial" w:cs="Arial"/>
+          <w:lang w:val="en-ZA"/>
+        </w:rPr>
+        <w:t>This ensures the pipeline always uses the most recent version of the project.</w:t>
+      </w:r>
+    </w:p>
+    <w:p>
+      <w:pPr>
+        <w:numPr>
+          <w:ilvl w:val="0"/>
+          <w:numId w:val="1"/>
+        </w:numPr>
+        <w:rPr>
+          <w:rFonts w:ascii="Arial" w:hAnsi="Arial" w:cs="Arial"/>
+          <w:lang w:val="en-ZA"/>
+        </w:rPr>
+      </w:pPr>
+      <w:r>
+        <w:rPr>
+          <w:rFonts w:ascii="Arial" w:hAnsi="Arial" w:cs="Arial"/>
+          <w:b/>
+          <w:bCs/>
+          <w:lang w:val="en-ZA"/>
+        </w:rPr>
+        <w:t>Build Stage</w:t>
+      </w:r>
+    </w:p>
+    <w:p>
+      <w:pPr>
+        <w:numPr>
+          <w:ilvl w:val="1"/>
+          <w:numId w:val="1"/>
+        </w:numPr>
+        <w:rPr>
+          <w:rFonts w:ascii="Arial" w:hAnsi="Arial" w:cs="Arial"/>
+          <w:lang w:val="en-ZA"/>
+        </w:rPr>
+      </w:pPr>
+      <w:r>
+        <w:rPr>
+          <w:rFonts w:ascii="Arial" w:hAnsi="Arial" w:cs="Arial"/>
+          <w:lang w:val="en-ZA"/>
+        </w:rPr>
+        <w:t>The project is compiled using Maven: mvn clean package</w:t>
+      </w:r>
+    </w:p>
+    <w:p>
+      <w:pPr>
+        <w:numPr>
+          <w:ilvl w:val="1"/>
+          <w:numId w:val="1"/>
+        </w:numPr>
+        <w:rPr>
+          <w:rFonts w:ascii="Arial" w:hAnsi="Arial" w:cs="Arial"/>
+          <w:lang w:val="en-ZA"/>
+        </w:rPr>
+      </w:pPr>
+      <w:r>
+        <w:rPr>
+          <w:rFonts w:ascii="Arial" w:hAnsi="Arial" w:cs="Arial"/>
+          <w:lang w:val="en-ZA"/>
+        </w:rPr>
+        <w:t>Generates the .war file and verifies successful compilation.</w:t>
+      </w:r>
+    </w:p>
+    <w:p>
+      <w:pPr>
+        <w:numPr>
+          <w:ilvl w:val="0"/>
+          <w:numId w:val="1"/>
+        </w:numPr>
+        <w:rPr>
+          <w:rFonts w:ascii="Arial" w:hAnsi="Arial" w:cs="Arial"/>
+          <w:lang w:val="en-ZA"/>
+        </w:rPr>
+      </w:pPr>
+      <w:r>
+        <w:rPr>
+          <w:rFonts w:ascii="Arial" w:hAnsi="Arial" w:cs="Arial"/>
+          <w:b/>
+          <w:bCs/>
+          <w:lang w:val="en-ZA"/>
+        </w:rPr>
+        <w:t>Test Stage</w:t>
+      </w:r>
+    </w:p>
+    <w:p>
+      <w:pPr>
+        <w:numPr>
+          <w:ilvl w:val="1"/>
+          <w:numId w:val="1"/>
+        </w:numPr>
+        <w:rPr>
+          <w:rFonts w:ascii="Arial" w:hAnsi="Arial" w:cs="Arial"/>
+          <w:lang w:val="en-ZA"/>
+        </w:rPr>
+      </w:pPr>
+      <w:r>
+        <w:rPr>
+          <w:rFonts w:ascii="Arial" w:hAnsi="Arial" w:cs="Arial"/>
+          <w:lang w:val="en-ZA"/>
+        </w:rPr>
+        <w:t>Automated JUnit tests are executed: mvn test</w:t>
+      </w:r>
+    </w:p>
+    <w:p>
+      <w:pPr>
+        <w:numPr>
+          <w:ilvl w:val="1"/>
+          <w:numId w:val="1"/>
+        </w:numPr>
+        <w:rPr>
+          <w:rFonts w:ascii="Arial" w:hAnsi="Arial" w:cs="Arial"/>
+          <w:lang w:val="en-ZA"/>
+        </w:rPr>
+      </w:pPr>
+      <w:r>
+        <w:rPr>
+          <w:rFonts w:ascii="Arial" w:hAnsi="Arial" w:cs="Arial"/>
+          <w:lang w:val="en-ZA"/>
+        </w:rPr>
+        <w:t>Confirms that all methods (e.g., calculatePassRate, generateStudentReport) function correctly.</w:t>
+      </w:r>
+    </w:p>
+    <w:p>
+      <w:pPr>
+        <w:numPr>
+          <w:ilvl w:val="1"/>
+          <w:numId w:val="1"/>
+        </w:numPr>
+        <w:rPr>
+          <w:rFonts w:ascii="Arial" w:hAnsi="Arial" w:cs="Arial"/>
+          <w:lang w:val="en-ZA"/>
+        </w:rPr>
+      </w:pPr>
+      <w:r>
+        <w:rPr>
+          <w:rFonts w:ascii="Arial" w:hAnsi="Arial" w:cs="Arial"/>
+          <w:lang w:val="en-ZA"/>
+        </w:rPr>
+        <w:t>Any failed tests stop the pipeline to prevent faulty deployments.</w:t>
+      </w:r>
+    </w:p>
+    <w:p>
+      <w:pPr>
+        <w:rPr>
+          <w:rFonts w:ascii="Arial" w:hAnsi="Arial" w:cs="Arial"/>
+          <w:b/>
+          <w:bCs/>
+          <w:lang w:val="en-ZA"/>
+        </w:rPr>
+      </w:pPr>
+      <w:r>
+        <w:rPr>
+          <w:rFonts w:ascii="Arial" w:hAnsi="Arial" w:cs="Arial"/>
+          <w:b/>
+          <w:bCs/>
+          <w:lang w:val="en-ZA"/>
+        </w:rPr>
+        <w:t>2. Continuous Deployment (CD)</w:t>
+      </w:r>
+    </w:p>
+    <w:p>
+      <w:pPr>
+        <w:rPr>
+          <w:rFonts w:ascii="Arial" w:hAnsi="Arial" w:cs="Arial"/>
+          <w:lang w:val="en-ZA"/>
+        </w:rPr>
+      </w:pPr>
+      <w:r>
+        <w:rPr>
+          <w:rFonts w:ascii="Arial" w:hAnsi="Arial" w:cs="Arial"/>
+          <w:b/>
+          <w:bCs/>
+          <w:lang w:val="en-ZA"/>
+        </w:rPr>
+        <w:t>Objective:</w:t>
+      </w:r>
+      <w:r>
+        <w:rPr>
+          <w:rFonts w:ascii="Arial" w:hAnsi="Arial" w:cs="Arial"/>
+          <w:lang w:val="en-ZA"/>
+        </w:rPr>
+        <w:t xml:space="preserve"> Automatically deliver the validated application to the production environment.</w:t>
+      </w:r>
+    </w:p>
+    <w:p>
+      <w:pPr>
+        <w:rPr>
+          <w:rFonts w:ascii="Arial" w:hAnsi="Arial" w:cs="Arial"/>
+          <w:lang w:val="en-ZA"/>
+        </w:rPr>
+      </w:pPr>
+      <w:r>
+        <w:rPr>
+          <w:rFonts w:ascii="Arial" w:hAnsi="Arial" w:cs="Arial"/>
+          <w:b/>
+          <w:bCs/>
+          <w:lang w:val="en-ZA"/>
+        </w:rPr>
+        <w:t>Steps:</w:t>
+      </w:r>
+    </w:p>
+    <w:p>
+      <w:pPr>
+        <w:numPr>
+          <w:ilvl w:val="0"/>
+          <w:numId w:val="2"/>
+        </w:numPr>
+        <w:rPr>
+          <w:rFonts w:ascii="Arial" w:hAnsi="Arial" w:cs="Arial"/>
+          <w:lang w:val="en-ZA"/>
+        </w:rPr>
+      </w:pPr>
+      <w:r>
+        <w:rPr>
+          <w:rFonts w:ascii="Arial" w:hAnsi="Arial" w:cs="Arial"/>
+          <w:b/>
+          <w:bCs/>
+          <w:lang w:val="en-ZA"/>
+        </w:rPr>
+        <w:t>Docker Build Stage</w:t>
+      </w:r>
+    </w:p>
+    <w:p>
+      <w:pPr>
+        <w:numPr>
+          <w:ilvl w:val="1"/>
+          <w:numId w:val="2"/>
+        </w:numPr>
+        <w:rPr>
+          <w:rFonts w:ascii="Arial" w:hAnsi="Arial" w:cs="Arial"/>
+          <w:lang w:val="en-ZA"/>
+        </w:rPr>
+      </w:pPr>
+      <w:r>
+        <w:rPr>
+          <w:rFonts w:ascii="Arial" w:hAnsi="Arial" w:cs="Arial"/>
+          <w:lang w:val="en-ZA"/>
+        </w:rPr>
+        <w:t>The application is containerized using the project’s Dockerfile: docker build -t student-grade-calculator .</w:t>
+      </w:r>
+    </w:p>
+    <w:p>
+      <w:pPr>
+        <w:numPr>
+          <w:ilvl w:val="1"/>
+          <w:numId w:val="2"/>
+        </w:numPr>
+        <w:rPr>
+          <w:rFonts w:ascii="Arial" w:hAnsi="Arial" w:cs="Arial"/>
+          <w:lang w:val="en-ZA"/>
+        </w:rPr>
+      </w:pPr>
+      <w:r>
+        <w:rPr>
+          <w:rFonts w:ascii="Arial" w:hAnsi="Arial" w:cs="Arial"/>
+          <w:lang w:val="en-ZA"/>
+        </w:rPr>
+        <w:t>Produces a portable image that runs consistently across environments.</w:t>
+      </w:r>
+    </w:p>
+    <w:p>
+      <w:pPr>
+        <w:numPr>
+          <w:ilvl w:val="0"/>
+          <w:numId w:val="2"/>
+        </w:numPr>
+        <w:rPr>
+          <w:rFonts w:ascii="Arial" w:hAnsi="Arial" w:cs="Arial"/>
+          <w:lang w:val="en-ZA"/>
+        </w:rPr>
+      </w:pPr>
+      <w:r>
+        <w:rPr>
+          <w:rFonts w:ascii="Arial" w:hAnsi="Arial" w:cs="Arial"/>
+          <w:b/>
+          <w:bCs/>
+          <w:lang w:val="en-ZA"/>
+        </w:rPr>
+        <w:t>Deploy to Render Stage</w:t>
+      </w:r>
+    </w:p>
+    <w:p>
+      <w:pPr>
+        <w:numPr>
+          <w:ilvl w:val="1"/>
+          <w:numId w:val="2"/>
+        </w:numPr>
+        <w:rPr>
+          <w:rFonts w:ascii="Arial" w:hAnsi="Arial" w:cs="Arial"/>
+          <w:lang w:val="en-ZA"/>
+        </w:rPr>
+      </w:pPr>
+      <w:r>
+        <w:rPr>
+          <w:rFonts w:ascii="Arial" w:hAnsi="Arial" w:cs="Arial"/>
+          <w:lang w:val="en-ZA"/>
+        </w:rPr>
+        <w:t>We are using GitHub secret keys with render to establish the pipeline</w:t>
+      </w:r>
+    </w:p>
+    <w:p>
+      <w:pPr>
+        <w:numPr>
+          <w:ilvl w:val="1"/>
+          <w:numId w:val="2"/>
+        </w:numPr>
+        <w:rPr>
+          <w:rFonts w:ascii="Arial" w:hAnsi="Arial" w:cs="Arial"/>
+          <w:lang w:val="en-ZA"/>
+        </w:rPr>
+      </w:pPr>
+      <w:r>
+        <w:rPr>
+          <w:rFonts w:ascii="Arial" w:hAnsi="Arial" w:cs="Arial"/>
+          <w:lang w:val="en-ZA"/>
+        </w:rPr>
+        <w:lastRenderedPageBreak/>
+        <w:t xml:space="preserve">The container is deployed to Render.com, updating the live application at: </w:t>
+      </w:r>
+      <w:hyperlink r:id="rId17" w:history="1">
+        <w:r>
+          <w:rPr>
+            <w:rStyle w:val="Hyperlink"/>
+            <w:rFonts w:ascii="Arial" w:hAnsi="Arial" w:cs="Arial"/>
+          </w:rPr>
+          <w:t>VUT Student Grade Calculator</w:t>
+        </w:r>
+      </w:hyperlink>
+    </w:p>
+    <w:p>
+      <w:pPr>
+        <w:numPr>
+          <w:ilvl w:val="0"/>
+          <w:numId w:val="2"/>
+        </w:numPr>
+        <w:rPr>
+          <w:rFonts w:ascii="Arial" w:hAnsi="Arial" w:cs="Arial"/>
+          <w:lang w:val="en-ZA"/>
+        </w:rPr>
+      </w:pPr>
+      <w:r>
+        <w:rPr>
+          <w:rFonts w:ascii="Arial" w:hAnsi="Arial" w:cs="Arial"/>
+          <w:b/>
+          <w:bCs/>
+          <w:lang w:val="en-ZA"/>
+        </w:rPr>
+        <w:t>Post Actions</w:t>
+      </w:r>
+    </w:p>
+    <w:p>
+      <w:pPr>
+        <w:numPr>
+          <w:ilvl w:val="1"/>
+          <w:numId w:val="2"/>
+        </w:numPr>
+        <w:rPr>
+          <w:rFonts w:ascii="Arial" w:hAnsi="Arial" w:cs="Arial"/>
+          <w:lang w:val="en-ZA"/>
+        </w:rPr>
+      </w:pPr>
+      <w:r>
+        <w:rPr>
+          <w:rFonts w:ascii="Arial" w:hAnsi="Arial" w:cs="Arial"/>
+          <w:b/>
+          <w:bCs/>
+          <w:lang w:val="en-ZA"/>
+        </w:rPr>
+        <w:t>On Success:</w:t>
+      </w:r>
+      <w:r>
+        <w:rPr>
+          <w:rFonts w:ascii="Arial" w:hAnsi="Arial" w:cs="Arial"/>
+          <w:lang w:val="en-ZA"/>
+        </w:rPr>
+        <w:t xml:space="preserve"> Displays confirmation message — Deployment successful! Visit Render app URL.</w:t>
+      </w:r>
+    </w:p>
+    <w:p>
+      <w:pPr>
+        <w:numPr>
+          <w:ilvl w:val="1"/>
+          <w:numId w:val="2"/>
+        </w:numPr>
+        <w:rPr>
+          <w:rFonts w:ascii="Arial" w:hAnsi="Arial" w:cs="Arial"/>
+          <w:lang w:val="en-ZA"/>
+        </w:rPr>
+      </w:pPr>
+      <w:r>
+        <w:rPr>
+          <w:rFonts w:ascii="Arial" w:hAnsi="Arial" w:cs="Arial"/>
+          <w:b/>
+          <w:bCs/>
+          <w:lang w:val="en-ZA"/>
+        </w:rPr>
+        <w:t>On Failure:</w:t>
+      </w:r>
+      <w:r>
+        <w:rPr>
+          <w:rFonts w:ascii="Arial" w:hAnsi="Arial" w:cs="Arial"/>
+          <w:lang w:val="en-ZA"/>
+        </w:rPr>
+        <w:t xml:space="preserve"> Logs error details and halts deployment —Pipeline failed — check logs for details.</w:t>
+      </w:r>
+    </w:p>
+    <w:p>
+      <w:pPr>
+        <w:rPr>
+          <w:rFonts w:ascii="Arial" w:hAnsi="Arial" w:cs="Arial"/>
+          <w:b/>
+          <w:bCs/>
+          <w:lang w:val="en-ZA"/>
+        </w:rPr>
+      </w:pPr>
+      <w:r>
+        <w:rPr>
+          <w:rFonts w:ascii="Arial" w:hAnsi="Arial" w:cs="Arial"/>
+          <w:b/>
+          <w:bCs/>
+          <w:lang w:val="en-ZA"/>
+        </w:rPr>
+        <w:t>3. Workflow Summary</w:t>
+      </w:r>
+    </w:p>
+    <w:p>
+      <w:pPr>
+        <w:rPr>
+          <w:rFonts w:ascii="Arial" w:hAnsi="Arial" w:cs="Arial"/>
+          <w:lang w:val="en-ZA"/>
+        </w:rPr>
+      </w:pPr>
+      <w:r>
+        <w:rPr>
+          <w:rFonts w:ascii="Arial" w:hAnsi="Arial" w:cs="Arial"/>
+          <w:lang w:val="en-ZA"/>
+        </w:rPr>
+        <w:t>The CI/CD pipeline follows this automated sequence:</w:t>
+      </w:r>
+    </w:p>
+    <w:p>
+      <w:pPr>
+        <w:rPr>
+          <w:rFonts w:ascii="Arial" w:hAnsi="Arial" w:cs="Arial"/>
+          <w:lang w:val="en-ZA"/>
+        </w:rPr>
+      </w:pPr>
+      <w:r>
+        <w:rPr>
+          <w:rFonts w:ascii="Arial" w:hAnsi="Arial" w:cs="Arial"/>
+          <w:b/>
+          <w:bCs/>
+          <w:lang w:val="en-ZA"/>
+        </w:rPr>
+        <w:t>GitHub Commit → Jenkins Trigger → Build → Test → Dockerize → Render Deploy → Live Application</w:t>
+      </w:r>
+    </w:p>
+    <w:p>
+      <w:pPr>
+        <w:rPr>
+          <w:rFonts w:ascii="Arial" w:hAnsi="Arial" w:cs="Arial"/>
+          <w:lang w:val="en-ZA"/>
+        </w:rPr>
+      </w:pPr>
+      <w:r>
+        <w:rPr>
+          <w:rFonts w:ascii="Arial" w:hAnsi="Arial" w:cs="Arial"/>
+          <w:lang w:val="en-ZA"/>
+        </w:rPr>
+        <w:t>This workflow ensures:</w:t>
+      </w:r>
+    </w:p>
+    <w:p>
+      <w:pPr>
+        <w:numPr>
+          <w:ilvl w:val="0"/>
+          <w:numId w:val="3"/>
+        </w:numPr>
+        <w:rPr>
+          <w:rFonts w:ascii="Arial" w:hAnsi="Arial" w:cs="Arial"/>
+          <w:lang w:val="en-ZA"/>
+        </w:rPr>
+      </w:pPr>
+      <w:r>
+        <w:rPr>
+          <w:rFonts w:ascii="Arial" w:hAnsi="Arial" w:cs="Arial"/>
+          <w:lang w:val="en-ZA"/>
+        </w:rPr>
+        <w:t>Continuous integration of new code changes.</w:t>
+      </w:r>
+    </w:p>
+    <w:p>
+      <w:pPr>
+        <w:numPr>
+          <w:ilvl w:val="0"/>
+          <w:numId w:val="3"/>
+        </w:numPr>
+        <w:rPr>
+          <w:rFonts w:ascii="Arial" w:hAnsi="Arial" w:cs="Arial"/>
+          <w:lang w:val="en-ZA"/>
+        </w:rPr>
+      </w:pPr>
+      <w:r>
+        <w:rPr>
+          <w:rFonts w:ascii="Arial" w:hAnsi="Arial" w:cs="Arial"/>
+          <w:lang w:val="en-ZA"/>
+        </w:rPr>
+        <w:t>Reliable testing and validation before deployment.</w:t>
+      </w:r>
+    </w:p>
+    <w:p>
+      <w:pPr>
+        <w:numPr>
+          <w:ilvl w:val="0"/>
+          <w:numId w:val="3"/>
+        </w:numPr>
+        <w:rPr>
+          <w:rFonts w:ascii="Arial" w:hAnsi="Arial" w:cs="Arial"/>
+          <w:lang w:val="en-ZA"/>
+        </w:rPr>
+      </w:pPr>
+      <w:r>
+        <w:rPr>
+          <w:rFonts w:ascii="Arial" w:hAnsi="Arial" w:cs="Arial"/>
+          <w:lang w:val="en-ZA"/>
+        </w:rPr>
+        <w:t>Consistent containerization and hosting through Render.</w:t>
+      </w:r>
+    </w:p>
+    <w:p>
+      <w:pPr>
+        <w:numPr>
+          <w:ilvl w:val="0"/>
+          <w:numId w:val="3"/>
+        </w:numPr>
+        <w:rPr>
+          <w:rFonts w:ascii="Arial" w:hAnsi="Arial" w:cs="Arial"/>
+          <w:lang w:val="en-ZA"/>
+        </w:rPr>
+      </w:pPr>
+      <w:r>
+        <w:rPr>
+          <w:rFonts w:ascii="Arial" w:hAnsi="Arial" w:cs="Arial"/>
+          <w:lang w:val="en-ZA"/>
+        </w:rPr>
+        <w:t>Reduced manual intervention and faster delivery cycles.</w:t>
+      </w:r>
+    </w:p>
+    <w:p>
+      <w:pPr>
+        <w:rPr>
+          <w:rFonts w:ascii="Arial" w:hAnsi="Arial" w:cs="Arial"/>
+        </w:rPr>
+      </w:pPr>
+    </w:p>
     <w:sectPr>
       <w:pgSz w:w="16840" w:h="11907" w:orient="landscape" w:code="9"/>
       <w:pgMar w:top="720" w:right="720" w:bottom="720" w:left="720" w:header="720" w:footer="680" w:gutter="0"/>
@@ -4086,6 +4563,403 @@
     </w:sectPr>
   </w:body>
 </w:document>
+</file>
+
+<file path=word/numbering.xml><?xml version="1.0" encoding="utf-8"?>
+<w:numbering xmlns:wpc="http://schemas.microsoft.com/office/word/2010/wordprocessingCanvas" xmlns:cx="http://schemas.microsoft.com/office/drawing/2014/chartex" xmlns:cx1="http://schemas.microsoft.com/office/drawing/2015/9/8/chartex" xmlns:cx2="http://schemas.microsoft.com/office/drawing/2015/10/21/chartex" xmlns:cx3="http://schemas.microsoft.com/office/drawing/2016/5/9/chartex" xmlns:cx4="http://schemas.microsoft.com/office/drawing/2016/5/10/chartex" xmlns:cx5="http://schemas.microsoft.com/office/drawing/2016/5/11/chartex" xmlns:cx6="http://schemas.microsoft.com/office/drawing/2016/5/12/chartex" xmlns:cx7="http://schemas.microsoft.com/office/drawing/2016/5/13/chartex" xmlns:cx8="http://schemas.microsoft.com/office/drawing/2016/5/14/chartex" xmlns:mc="http://schemas.openxmlformats.org/markup-compatibility/2006" xmlns:aink="http://schemas.microsoft.com/office/drawing/2016/ink" xmlns:am3d="http://schemas.microsoft.com/office/drawing/2017/model3d" xmlns:o="urn:schemas-microsoft-com:office:office" xmlns:oel="http://schemas.microsoft.com/office/2019/extlst" xmlns:r="http://schemas.openxmlformats.org/officeDocument/2006/relationships" xmlns:m="http://schemas.openxmlformats.org/officeDocument/2006/math" xmlns:v="urn:schemas-microsoft-com:vml" xmlns:wp14="http://schemas.microsoft.com/office/word/2010/wordprocessingDrawing" xmlns:wp="http://schemas.openxmlformats.org/drawingml/2006/wordprocessingDrawing" xmlns:w10="urn:schemas-microsoft-com:office:word" xmlns:w="http://schemas.openxmlformats.org/wordprocessingml/2006/main" xmlns:w14="http://schemas.microsoft.com/office/word/2010/wordml" xmlns:w15="http://schemas.microsoft.com/office/word/2012/wordml" xmlns:w16cex="http://schemas.microsoft.com/office/word/2018/wordml/cex" xmlns:w16cid="http://schemas.microsoft.com/office/word/2016/wordml/cid" xmlns:w16="http://schemas.microsoft.com/office/word/2018/wordml" xmlns:w16du="http://schemas.microsoft.com/office/word/2023/wordml/word16du" xmlns:w16sdtdh="http://schemas.microsoft.com/office/word/2020/wordml/sdtdatahash" xmlns:w16sdtfl="http://schemas.microsoft.com/office/word/2024/wordml/sdtformatlock" xmlns:w16se="http://schemas.microsoft.com/office/word/2015/wordml/symex" xmlns:wpg="http://schemas.microsoft.com/office/word/2010/wordprocessingGroup" xmlns:wpi="http://schemas.microsoft.com/office/word/2010/wordprocessingInk" xmlns:wne="http://schemas.microsoft.com/office/word/2006/wordml" xmlns:wps="http://schemas.microsoft.com/office/word/2010/wordprocessingShape" mc:Ignorable="w14 w15 w16se w16cid w16 w16cex w16sdtdh w16sdtfl w16du wp14">
+  <w:abstractNum w:abstractNumId="0" w15:restartNumberingAfterBreak="0">
+    <w:nsid w:val="15BC70D5"/>
+    <w:multiLevelType w:val="multilevel"/>
+    <w:tmpl w:val="C0F28F20"/>
+    <w:lvl w:ilvl="0">
+      <w:start w:val="1"/>
+      <w:numFmt w:val="bullet"/>
+      <w:lvlText w:val=""/>
+      <w:lvlJc w:val="left"/>
+      <w:pPr>
+        <w:tabs>
+          <w:tab w:val="num" w:pos="720"/>
+        </w:tabs>
+        <w:ind w:left="720" w:hanging="360"/>
+      </w:pPr>
+      <w:rPr>
+        <w:rFonts w:ascii="Symbol" w:hAnsi="Symbol" w:hint="default"/>
+        <w:sz w:val="20"/>
+      </w:rPr>
+    </w:lvl>
+    <w:lvl w:ilvl="1" w:tentative="1">
+      <w:start w:val="1"/>
+      <w:numFmt w:val="bullet"/>
+      <w:lvlText w:val="o"/>
+      <w:lvlJc w:val="left"/>
+      <w:pPr>
+        <w:tabs>
+          <w:tab w:val="num" w:pos="1440"/>
+        </w:tabs>
+        <w:ind w:left="1440" w:hanging="360"/>
+      </w:pPr>
+      <w:rPr>
+        <w:rFonts w:ascii="Courier New" w:hAnsi="Courier New" w:hint="default"/>
+        <w:sz w:val="20"/>
+      </w:rPr>
+    </w:lvl>
+    <w:lvl w:ilvl="2" w:tentative="1">
+      <w:start w:val="1"/>
+      <w:numFmt w:val="bullet"/>
+      <w:lvlText w:val=""/>
+      <w:lvlJc w:val="left"/>
+      <w:pPr>
+        <w:tabs>
+          <w:tab w:val="num" w:pos="2160"/>
+        </w:tabs>
+        <w:ind w:left="2160" w:hanging="360"/>
+      </w:pPr>
+      <w:rPr>
+        <w:rFonts w:ascii="Wingdings" w:hAnsi="Wingdings" w:hint="default"/>
+        <w:sz w:val="20"/>
+      </w:rPr>
+    </w:lvl>
+    <w:lvl w:ilvl="3" w:tentative="1">
+      <w:start w:val="1"/>
+      <w:numFmt w:val="bullet"/>
+      <w:lvlText w:val=""/>
+      <w:lvlJc w:val="left"/>
+      <w:pPr>
+        <w:tabs>
+          <w:tab w:val="num" w:pos="2880"/>
+        </w:tabs>
+        <w:ind w:left="2880" w:hanging="360"/>
+      </w:pPr>
+      <w:rPr>
+        <w:rFonts w:ascii="Wingdings" w:hAnsi="Wingdings" w:hint="default"/>
+        <w:sz w:val="20"/>
+      </w:rPr>
+    </w:lvl>
+    <w:lvl w:ilvl="4" w:tentative="1">
+      <w:start w:val="1"/>
+      <w:numFmt w:val="bullet"/>
+      <w:lvlText w:val=""/>
+      <w:lvlJc w:val="left"/>
+      <w:pPr>
+        <w:tabs>
+          <w:tab w:val="num" w:pos="3600"/>
+        </w:tabs>
+        <w:ind w:left="3600" w:hanging="360"/>
+      </w:pPr>
+      <w:rPr>
+        <w:rFonts w:ascii="Wingdings" w:hAnsi="Wingdings" w:hint="default"/>
+        <w:sz w:val="20"/>
+      </w:rPr>
+    </w:lvl>
+    <w:lvl w:ilvl="5" w:tentative="1">
+      <w:start w:val="1"/>
+      <w:numFmt w:val="bullet"/>
+      <w:lvlText w:val=""/>
+      <w:lvlJc w:val="left"/>
+      <w:pPr>
+        <w:tabs>
+          <w:tab w:val="num" w:pos="4320"/>
+        </w:tabs>
+        <w:ind w:left="4320" w:hanging="360"/>
+      </w:pPr>
+      <w:rPr>
+        <w:rFonts w:ascii="Wingdings" w:hAnsi="Wingdings" w:hint="default"/>
+        <w:sz w:val="20"/>
+      </w:rPr>
+    </w:lvl>
+    <w:lvl w:ilvl="6" w:tentative="1">
+      <w:start w:val="1"/>
+      <w:numFmt w:val="bullet"/>
+      <w:lvlText w:val=""/>
+      <w:lvlJc w:val="left"/>
+      <w:pPr>
+        <w:tabs>
+          <w:tab w:val="num" w:pos="5040"/>
+        </w:tabs>
+        <w:ind w:left="5040" w:hanging="360"/>
+      </w:pPr>
+      <w:rPr>
+        <w:rFonts w:ascii="Wingdings" w:hAnsi="Wingdings" w:hint="default"/>
+        <w:sz w:val="20"/>
+      </w:rPr>
+    </w:lvl>
+    <w:lvl w:ilvl="7" w:tentative="1">
+      <w:start w:val="1"/>
+      <w:numFmt w:val="bullet"/>
+      <w:lvlText w:val=""/>
+      <w:lvlJc w:val="left"/>
+      <w:pPr>
+        <w:tabs>
+          <w:tab w:val="num" w:pos="5760"/>
+        </w:tabs>
+        <w:ind w:left="5760" w:hanging="360"/>
+      </w:pPr>
+      <w:rPr>
+        <w:rFonts w:ascii="Wingdings" w:hAnsi="Wingdings" w:hint="default"/>
+        <w:sz w:val="20"/>
+      </w:rPr>
+    </w:lvl>
+    <w:lvl w:ilvl="8" w:tentative="1">
+      <w:start w:val="1"/>
+      <w:numFmt w:val="bullet"/>
+      <w:lvlText w:val=""/>
+      <w:lvlJc w:val="left"/>
+      <w:pPr>
+        <w:tabs>
+          <w:tab w:val="num" w:pos="6480"/>
+        </w:tabs>
+        <w:ind w:left="6480" w:hanging="360"/>
+      </w:pPr>
+      <w:rPr>
+        <w:rFonts w:ascii="Wingdings" w:hAnsi="Wingdings" w:hint="default"/>
+        <w:sz w:val="20"/>
+      </w:rPr>
+    </w:lvl>
+  </w:abstractNum>
+  <w:abstractNum w:abstractNumId="1" w15:restartNumberingAfterBreak="0">
+    <w:nsid w:val="450B07B7"/>
+    <w:multiLevelType w:val="multilevel"/>
+    <w:tmpl w:val="6C08E3A8"/>
+    <w:lvl w:ilvl="0">
+      <w:start w:val="1"/>
+      <w:numFmt w:val="decimal"/>
+      <w:lvlText w:val="%1."/>
+      <w:lvlJc w:val="left"/>
+      <w:pPr>
+        <w:tabs>
+          <w:tab w:val="num" w:pos="720"/>
+        </w:tabs>
+        <w:ind w:left="720" w:hanging="360"/>
+      </w:pPr>
+    </w:lvl>
+    <w:lvl w:ilvl="1">
+      <w:start w:val="1"/>
+      <w:numFmt w:val="bullet"/>
+      <w:lvlText w:val="o"/>
+      <w:lvlJc w:val="left"/>
+      <w:pPr>
+        <w:tabs>
+          <w:tab w:val="num" w:pos="1440"/>
+        </w:tabs>
+        <w:ind w:left="1440" w:hanging="360"/>
+      </w:pPr>
+      <w:rPr>
+        <w:rFonts w:ascii="Courier New" w:hAnsi="Courier New" w:hint="default"/>
+        <w:sz w:val="20"/>
+      </w:rPr>
+    </w:lvl>
+    <w:lvl w:ilvl="2" w:tentative="1">
+      <w:start w:val="1"/>
+      <w:numFmt w:val="decimal"/>
+      <w:lvlText w:val="%3."/>
+      <w:lvlJc w:val="left"/>
+      <w:pPr>
+        <w:tabs>
+          <w:tab w:val="num" w:pos="2160"/>
+        </w:tabs>
+        <w:ind w:left="2160" w:hanging="360"/>
+      </w:pPr>
+    </w:lvl>
+    <w:lvl w:ilvl="3" w:tentative="1">
+      <w:start w:val="1"/>
+      <w:numFmt w:val="decimal"/>
+      <w:lvlText w:val="%4."/>
+      <w:lvlJc w:val="left"/>
+      <w:pPr>
+        <w:tabs>
+          <w:tab w:val="num" w:pos="2880"/>
+        </w:tabs>
+        <w:ind w:left="2880" w:hanging="360"/>
+      </w:pPr>
+    </w:lvl>
+    <w:lvl w:ilvl="4" w:tentative="1">
+      <w:start w:val="1"/>
+      <w:numFmt w:val="decimal"/>
+      <w:lvlText w:val="%5."/>
+      <w:lvlJc w:val="left"/>
+      <w:pPr>
+        <w:tabs>
+          <w:tab w:val="num" w:pos="3600"/>
+        </w:tabs>
+        <w:ind w:left="3600" w:hanging="360"/>
+      </w:pPr>
+    </w:lvl>
+    <w:lvl w:ilvl="5" w:tentative="1">
+      <w:start w:val="1"/>
+      <w:numFmt w:val="decimal"/>
+      <w:lvlText w:val="%6."/>
+      <w:lvlJc w:val="left"/>
+      <w:pPr>
+        <w:tabs>
+          <w:tab w:val="num" w:pos="4320"/>
+        </w:tabs>
+        <w:ind w:left="4320" w:hanging="360"/>
+      </w:pPr>
+    </w:lvl>
+    <w:lvl w:ilvl="6" w:tentative="1">
+      <w:start w:val="1"/>
+      <w:numFmt w:val="decimal"/>
+      <w:lvlText w:val="%7."/>
+      <w:lvlJc w:val="left"/>
+      <w:pPr>
+        <w:tabs>
+          <w:tab w:val="num" w:pos="5040"/>
+        </w:tabs>
+        <w:ind w:left="5040" w:hanging="360"/>
+      </w:pPr>
+    </w:lvl>
+    <w:lvl w:ilvl="7" w:tentative="1">
+      <w:start w:val="1"/>
+      <w:numFmt w:val="decimal"/>
+      <w:lvlText w:val="%8."/>
+      <w:lvlJc w:val="left"/>
+      <w:pPr>
+        <w:tabs>
+          <w:tab w:val="num" w:pos="5760"/>
+        </w:tabs>
+        <w:ind w:left="5760" w:hanging="360"/>
+      </w:pPr>
+    </w:lvl>
+    <w:lvl w:ilvl="8" w:tentative="1">
+      <w:start w:val="1"/>
+      <w:numFmt w:val="decimal"/>
+      <w:lvlText w:val="%9."/>
+      <w:lvlJc w:val="left"/>
+      <w:pPr>
+        <w:tabs>
+          <w:tab w:val="num" w:pos="6480"/>
+        </w:tabs>
+        <w:ind w:left="6480" w:hanging="360"/>
+      </w:pPr>
+    </w:lvl>
+  </w:abstractNum>
+  <w:abstractNum w:abstractNumId="2" w15:restartNumberingAfterBreak="0">
+    <w:nsid w:val="7B007B6F"/>
+    <w:multiLevelType w:val="multilevel"/>
+    <w:tmpl w:val="5A92FBC4"/>
+    <w:lvl w:ilvl="0">
+      <w:start w:val="1"/>
+      <w:numFmt w:val="decimal"/>
+      <w:lvlText w:val="%1."/>
+      <w:lvlJc w:val="left"/>
+      <w:pPr>
+        <w:tabs>
+          <w:tab w:val="num" w:pos="720"/>
+        </w:tabs>
+        <w:ind w:left="720" w:hanging="360"/>
+      </w:pPr>
+    </w:lvl>
+    <w:lvl w:ilvl="1">
+      <w:start w:val="1"/>
+      <w:numFmt w:val="bullet"/>
+      <w:lvlText w:val="o"/>
+      <w:lvlJc w:val="left"/>
+      <w:pPr>
+        <w:tabs>
+          <w:tab w:val="num" w:pos="1440"/>
+        </w:tabs>
+        <w:ind w:left="1440" w:hanging="360"/>
+      </w:pPr>
+      <w:rPr>
+        <w:rFonts w:ascii="Courier New" w:hAnsi="Courier New" w:hint="default"/>
+        <w:sz w:val="20"/>
+      </w:rPr>
+    </w:lvl>
+    <w:lvl w:ilvl="2" w:tentative="1">
+      <w:start w:val="1"/>
+      <w:numFmt w:val="decimal"/>
+      <w:lvlText w:val="%3."/>
+      <w:lvlJc w:val="left"/>
+      <w:pPr>
+        <w:tabs>
+          <w:tab w:val="num" w:pos="2160"/>
+        </w:tabs>
+        <w:ind w:left="2160" w:hanging="360"/>
+      </w:pPr>
+    </w:lvl>
+    <w:lvl w:ilvl="3" w:tentative="1">
+      <w:start w:val="1"/>
+      <w:numFmt w:val="decimal"/>
+      <w:lvlText w:val="%4."/>
+      <w:lvlJc w:val="left"/>
+      <w:pPr>
+        <w:tabs>
+          <w:tab w:val="num" w:pos="2880"/>
+        </w:tabs>
+        <w:ind w:left="2880" w:hanging="360"/>
+      </w:pPr>
+    </w:lvl>
+    <w:lvl w:ilvl="4" w:tentative="1">
+      <w:start w:val="1"/>
+      <w:numFmt w:val="decimal"/>
+      <w:lvlText w:val="%5."/>
+      <w:lvlJc w:val="left"/>
+      <w:pPr>
+        <w:tabs>
+          <w:tab w:val="num" w:pos="3600"/>
+        </w:tabs>
+        <w:ind w:left="3600" w:hanging="360"/>
+      </w:pPr>
+    </w:lvl>
+    <w:lvl w:ilvl="5" w:tentative="1">
+      <w:start w:val="1"/>
+      <w:numFmt w:val="decimal"/>
+      <w:lvlText w:val="%6."/>
+      <w:lvlJc w:val="left"/>
+      <w:pPr>
+        <w:tabs>
+          <w:tab w:val="num" w:pos="4320"/>
+        </w:tabs>
+        <w:ind w:left="4320" w:hanging="360"/>
+      </w:pPr>
+    </w:lvl>
+    <w:lvl w:ilvl="6" w:tentative="1">
+      <w:start w:val="1"/>
+      <w:numFmt w:val="decimal"/>
+      <w:lvlText w:val="%7."/>
+      <w:lvlJc w:val="left"/>
+      <w:pPr>
+        <w:tabs>
+          <w:tab w:val="num" w:pos="5040"/>
+        </w:tabs>
+        <w:ind w:left="5040" w:hanging="360"/>
+      </w:pPr>
+    </w:lvl>
+    <w:lvl w:ilvl="7" w:tentative="1">
+      <w:start w:val="1"/>
+      <w:numFmt w:val="decimal"/>
+      <w:lvlText w:val="%8."/>
+      <w:lvlJc w:val="left"/>
+      <w:pPr>
+        <w:tabs>
+          <w:tab w:val="num" w:pos="5760"/>
+        </w:tabs>
+        <w:ind w:left="5760" w:hanging="360"/>
+      </w:pPr>
+    </w:lvl>
+    <w:lvl w:ilvl="8" w:tentative="1">
+      <w:start w:val="1"/>
+      <w:numFmt w:val="decimal"/>
+      <w:lvlText w:val="%9."/>
+      <w:lvlJc w:val="left"/>
+      <w:pPr>
+        <w:tabs>
+          <w:tab w:val="num" w:pos="6480"/>
+        </w:tabs>
+        <w:ind w:left="6480" w:hanging="360"/>
+      </w:pPr>
+    </w:lvl>
+  </w:abstractNum>
+  <w:num w:numId="1" w16cid:durableId="213658838">
+    <w:abstractNumId w:val="2"/>
+  </w:num>
+  <w:num w:numId="2" w16cid:durableId="414058639">
+    <w:abstractNumId w:val="1"/>
+  </w:num>
+  <w:num w:numId="3" w16cid:durableId="346712461">
+    <w:abstractNumId w:val="0"/>
+  </w:num>
+</w:numbering>
 </file>
 
 <file path=word/styles.xml><?xml version="1.0" encoding="utf-8"?>
@@ -5042,6 +5916,41 @@
       </w:tblCellMar>
     </w:tblPr>
   </w:style>
+  <w:style w:type="character" w:styleId="Hyperlink">
+    <w:name w:val="Hyperlink"/>
+    <w:basedOn w:val="DefaultParagraphFont"/>
+    <w:uiPriority w:val="99"/>
+    <w:unhideWhenUsed/>
+    <w:rsid w:val="000C037A"/>
+    <w:rPr>
+      <w:color w:val="0563C1" w:themeColor="hyperlink"/>
+      <w:u w:val="single"/>
+    </w:rPr>
+  </w:style>
+  <w:style w:type="character" w:styleId="UnresolvedMention">
+    <w:name w:val="Unresolved Mention"/>
+    <w:basedOn w:val="DefaultParagraphFont"/>
+    <w:uiPriority w:val="99"/>
+    <w:semiHidden/>
+    <w:unhideWhenUsed/>
+    <w:rsid w:val="000C037A"/>
+    <w:rPr>
+      <w:color w:val="605E5C"/>
+      <w:shd w:val="clear" w:color="auto" w:fill="E1DFDD"/>
+    </w:rPr>
+  </w:style>
+  <w:style w:type="character" w:styleId="FollowedHyperlink">
+    <w:name w:val="FollowedHyperlink"/>
+    <w:basedOn w:val="DefaultParagraphFont"/>
+    <w:uiPriority w:val="99"/>
+    <w:semiHidden/>
+    <w:unhideWhenUsed/>
+    <w:rsid w:val="003E441C"/>
+    <w:rPr>
+      <w:color w:val="954F72" w:themeColor="followedHyperlink"/>
+      <w:u w:val="single"/>
+    </w:rPr>
+  </w:style>
 </w:styles>
 </file>
 

--- a/Project report.docx
+++ b/Project report.docx
@@ -4042,6 +4042,13 @@
           <w:lang w:val="en-ZA"/>
         </w:rPr>
         <w:t>The project is compiled using Maven: mvn clean package</w:t>
+      </w:r>
+      <w:r>
+        <w:rPr>
+          <w:rFonts w:ascii="Arial" w:hAnsi="Arial" w:cs="Arial"/>
+          <w:lang w:val="en-ZA"/>
+        </w:rPr>
+        <w:t>.</w:t>
       </w:r>
     </w:p>
     <w:p>
@@ -5566,6 +5573,7 @@
   <w:style w:type="character" w:default="1" w:styleId="DefaultParagraphFont">
     <w:name w:val="Default Paragraph Font"/>
     <w:uiPriority w:val="1"/>
+    <w:semiHidden/>
     <w:unhideWhenUsed/>
   </w:style>
   <w:style w:type="table" w:default="1" w:styleId="TableNormal">

--- a/Project report.docx
+++ b/Project report.docx
@@ -28,7 +28,7 @@
                     <pic:cNvPicPr/>
                   </pic:nvPicPr>
                   <pic:blipFill>
-                    <a:blip r:embed="rId5"/>
+                    <a:blip r:embed="rId6"/>
                     <a:stretch>
                       <a:fillRect/>
                     </a:stretch>
@@ -1307,33 +1307,13 @@
                 <w14:ligatures w14:val="none"/>
               </w:rPr>
             </w:pPr>
-            <w:proofErr w:type="spellStart"/>
-            <w:proofErr w:type="gramStart"/>
-            <w:r>
-              <w:rPr>
-                <w:rFonts w:ascii="Arial" w:eastAsia="Times New Roman" w:hAnsi="Arial" w:cs="Arial"/>
-                <w:kern w:val="0"/>
-                <w14:ligatures w14:val="none"/>
-              </w:rPr>
-              <w:t>calculateFinalMark</w:t>
-            </w:r>
-            <w:proofErr w:type="spellEnd"/>
-            <w:r>
-              <w:rPr>
-                <w:rFonts w:ascii="Arial" w:eastAsia="Times New Roman" w:hAnsi="Arial" w:cs="Arial"/>
-                <w:kern w:val="0"/>
-                <w14:ligatures w14:val="none"/>
-              </w:rPr>
-              <w:t>(</w:t>
-            </w:r>
-            <w:proofErr w:type="gramEnd"/>
-            <w:r>
-              <w:rPr>
-                <w:rFonts w:ascii="Arial" w:eastAsia="Times New Roman" w:hAnsi="Arial" w:cs="Arial"/>
-                <w:kern w:val="0"/>
-                <w14:ligatures w14:val="none"/>
-              </w:rPr>
-              <w:t>)</w:t>
+            <w:r>
+              <w:rPr>
+                <w:rFonts w:ascii="Arial" w:eastAsia="Times New Roman" w:hAnsi="Arial" w:cs="Arial"/>
+                <w:kern w:val="0"/>
+                <w14:ligatures w14:val="none"/>
+              </w:rPr>
+              <w:t>calculateFinalMark()</w:t>
             </w:r>
           </w:p>
         </w:tc>
@@ -1481,33 +1461,13 @@
                 <w14:ligatures w14:val="none"/>
               </w:rPr>
             </w:pPr>
-            <w:proofErr w:type="spellStart"/>
-            <w:proofErr w:type="gramStart"/>
-            <w:r>
-              <w:rPr>
-                <w:rFonts w:ascii="Arial" w:eastAsia="Times New Roman" w:hAnsi="Arial" w:cs="Arial"/>
-                <w:kern w:val="0"/>
-                <w14:ligatures w14:val="none"/>
-              </w:rPr>
-              <w:t>determineGrade</w:t>
-            </w:r>
-            <w:proofErr w:type="spellEnd"/>
-            <w:r>
-              <w:rPr>
-                <w:rFonts w:ascii="Arial" w:eastAsia="Times New Roman" w:hAnsi="Arial" w:cs="Arial"/>
-                <w:kern w:val="0"/>
-                <w14:ligatures w14:val="none"/>
-              </w:rPr>
-              <w:t>(</w:t>
-            </w:r>
-            <w:proofErr w:type="gramEnd"/>
-            <w:r>
-              <w:rPr>
-                <w:rFonts w:ascii="Arial" w:eastAsia="Times New Roman" w:hAnsi="Arial" w:cs="Arial"/>
-                <w:kern w:val="0"/>
-                <w14:ligatures w14:val="none"/>
-              </w:rPr>
-              <w:t>)</w:t>
+            <w:r>
+              <w:rPr>
+                <w:rFonts w:ascii="Arial" w:eastAsia="Times New Roman" w:hAnsi="Arial" w:cs="Arial"/>
+                <w:kern w:val="0"/>
+                <w14:ligatures w14:val="none"/>
+              </w:rPr>
+              <w:t>determineGrade()</w:t>
             </w:r>
           </w:p>
         </w:tc>
@@ -1655,33 +1615,13 @@
                 <w14:ligatures w14:val="none"/>
               </w:rPr>
             </w:pPr>
-            <w:proofErr w:type="spellStart"/>
-            <w:proofErr w:type="gramStart"/>
-            <w:r>
-              <w:rPr>
-                <w:rFonts w:ascii="Arial" w:eastAsia="Times New Roman" w:hAnsi="Arial" w:cs="Arial"/>
-                <w:kern w:val="0"/>
-                <w14:ligatures w14:val="none"/>
-              </w:rPr>
-              <w:t>hasExamAdmission</w:t>
-            </w:r>
-            <w:proofErr w:type="spellEnd"/>
-            <w:r>
-              <w:rPr>
-                <w:rFonts w:ascii="Arial" w:eastAsia="Times New Roman" w:hAnsi="Arial" w:cs="Arial"/>
-                <w:kern w:val="0"/>
-                <w14:ligatures w14:val="none"/>
-              </w:rPr>
-              <w:t>(</w:t>
-            </w:r>
-            <w:proofErr w:type="gramEnd"/>
-            <w:r>
-              <w:rPr>
-                <w:rFonts w:ascii="Arial" w:eastAsia="Times New Roman" w:hAnsi="Arial" w:cs="Arial"/>
-                <w:kern w:val="0"/>
-                <w14:ligatures w14:val="none"/>
-              </w:rPr>
-              <w:t>)</w:t>
+            <w:r>
+              <w:rPr>
+                <w:rFonts w:ascii="Arial" w:eastAsia="Times New Roman" w:hAnsi="Arial" w:cs="Arial"/>
+                <w:kern w:val="0"/>
+                <w14:ligatures w14:val="none"/>
+              </w:rPr>
+              <w:t>hasExamAdmission()</w:t>
             </w:r>
           </w:p>
         </w:tc>
@@ -1754,21 +1694,7 @@
               <w:rPr>
                 <w:rFonts w:ascii="Arial" w:eastAsia="Arial" w:hAnsi="Arial" w:cs="Arial"/>
               </w:rPr>
-              <w:t xml:space="preserve">Changed condition to </w:t>
-            </w:r>
-            <w:proofErr w:type="spellStart"/>
-            <w:r>
-              <w:rPr>
-                <w:rFonts w:ascii="Arial" w:eastAsia="Arial" w:hAnsi="Arial" w:cs="Arial"/>
-              </w:rPr>
-              <w:t>semesterMark</w:t>
-            </w:r>
-            <w:proofErr w:type="spellEnd"/>
-            <w:r>
-              <w:rPr>
-                <w:rFonts w:ascii="Arial" w:eastAsia="Arial" w:hAnsi="Arial" w:cs="Arial"/>
-              </w:rPr>
-              <w:t xml:space="preserve"> &gt;= 40</w:t>
+              <w:t>Changed condition to semesterMark &gt;= 40</w:t>
             </w:r>
           </w:p>
         </w:tc>
@@ -1843,33 +1769,13 @@
                 <w14:ligatures w14:val="none"/>
               </w:rPr>
             </w:pPr>
-            <w:proofErr w:type="spellStart"/>
-            <w:proofErr w:type="gramStart"/>
-            <w:r>
-              <w:rPr>
-                <w:rFonts w:ascii="Arial" w:eastAsia="Times New Roman" w:hAnsi="Arial" w:cs="Arial"/>
-                <w:kern w:val="0"/>
-                <w14:ligatures w14:val="none"/>
-              </w:rPr>
-              <w:t>calculateClassAverage</w:t>
-            </w:r>
-            <w:proofErr w:type="spellEnd"/>
-            <w:r>
-              <w:rPr>
-                <w:rFonts w:ascii="Arial" w:eastAsia="Times New Roman" w:hAnsi="Arial" w:cs="Arial"/>
-                <w:kern w:val="0"/>
-                <w14:ligatures w14:val="none"/>
-              </w:rPr>
-              <w:t>(</w:t>
-            </w:r>
-            <w:proofErr w:type="gramEnd"/>
-            <w:r>
-              <w:rPr>
-                <w:rFonts w:ascii="Arial" w:eastAsia="Times New Roman" w:hAnsi="Arial" w:cs="Arial"/>
-                <w:kern w:val="0"/>
-                <w14:ligatures w14:val="none"/>
-              </w:rPr>
-              <w:t>)</w:t>
+            <w:r>
+              <w:rPr>
+                <w:rFonts w:ascii="Arial" w:eastAsia="Times New Roman" w:hAnsi="Arial" w:cs="Arial"/>
+                <w:kern w:val="0"/>
+                <w14:ligatures w14:val="none"/>
+              </w:rPr>
+              <w:t>calculateClassAverage()</w:t>
             </w:r>
           </w:p>
         </w:tc>
@@ -1894,40 +1800,8 @@
                 <w:kern w:val="0"/>
                 <w14:ligatures w14:val="none"/>
               </w:rPr>
-              <w:t>Divides by (</w:t>
-            </w:r>
-            <w:proofErr w:type="spellStart"/>
-            <w:proofErr w:type="gramStart"/>
-            <w:r>
-              <w:rPr>
-                <w:rFonts w:ascii="Arial" w:eastAsia="Times New Roman" w:hAnsi="Arial" w:cs="Arial"/>
-                <w:kern w:val="0"/>
-                <w14:ligatures w14:val="none"/>
-              </w:rPr>
-              <w:t>marks.length</w:t>
-            </w:r>
-            <w:proofErr w:type="spellEnd"/>
-            <w:proofErr w:type="gramEnd"/>
-            <w:r>
-              <w:rPr>
-                <w:rFonts w:ascii="Arial" w:eastAsia="Times New Roman" w:hAnsi="Arial" w:cs="Arial"/>
-                <w:kern w:val="0"/>
-                <w14:ligatures w14:val="none"/>
-              </w:rPr>
-              <w:t xml:space="preserve"> + 1) instead of </w:t>
-            </w:r>
-            <w:proofErr w:type="spellStart"/>
-            <w:proofErr w:type="gramStart"/>
-            <w:r>
-              <w:rPr>
-                <w:rFonts w:ascii="Arial" w:eastAsia="Times New Roman" w:hAnsi="Arial" w:cs="Arial"/>
-                <w:kern w:val="0"/>
-                <w14:ligatures w14:val="none"/>
-              </w:rPr>
-              <w:t>marks.length</w:t>
-            </w:r>
-            <w:proofErr w:type="spellEnd"/>
-            <w:proofErr w:type="gramEnd"/>
+              <w:t>Divides by (marks.length + 1) instead of marks.length</w:t>
+            </w:r>
           </w:p>
         </w:tc>
         <w:tc>
@@ -1994,16 +1868,12 @@
               </w:rPr>
               <w:t xml:space="preserve"> </w:t>
             </w:r>
-            <w:proofErr w:type="spellStart"/>
-            <w:proofErr w:type="gramStart"/>
             <w:r>
               <w:rPr>
                 <w:rFonts w:ascii="Arial" w:eastAsia="Arial" w:hAnsi="Arial" w:cs="Arial"/>
               </w:rPr>
               <w:t>marks.length</w:t>
             </w:r>
-            <w:proofErr w:type="spellEnd"/>
-            <w:proofErr w:type="gramEnd"/>
           </w:p>
         </w:tc>
       </w:tr>
@@ -2078,33 +1948,13 @@
                 <w14:ligatures w14:val="none"/>
               </w:rPr>
             </w:pPr>
-            <w:proofErr w:type="spellStart"/>
-            <w:proofErr w:type="gramStart"/>
-            <w:r>
-              <w:rPr>
-                <w:rFonts w:ascii="Arial" w:eastAsia="Times New Roman" w:hAnsi="Arial" w:cs="Arial"/>
-                <w:kern w:val="0"/>
-                <w14:ligatures w14:val="none"/>
-              </w:rPr>
-              <w:t>calculatePassRate</w:t>
-            </w:r>
-            <w:proofErr w:type="spellEnd"/>
-            <w:r>
-              <w:rPr>
-                <w:rFonts w:ascii="Arial" w:eastAsia="Times New Roman" w:hAnsi="Arial" w:cs="Arial"/>
-                <w:kern w:val="0"/>
-                <w14:ligatures w14:val="none"/>
-              </w:rPr>
-              <w:t>(</w:t>
-            </w:r>
-            <w:proofErr w:type="gramEnd"/>
-            <w:r>
-              <w:rPr>
-                <w:rFonts w:ascii="Arial" w:eastAsia="Times New Roman" w:hAnsi="Arial" w:cs="Arial"/>
-                <w:kern w:val="0"/>
-                <w14:ligatures w14:val="none"/>
-              </w:rPr>
-              <w:t>)</w:t>
+            <w:r>
+              <w:rPr>
+                <w:rFonts w:ascii="Arial" w:eastAsia="Times New Roman" w:hAnsi="Arial" w:cs="Arial"/>
+                <w:kern w:val="0"/>
+                <w14:ligatures w14:val="none"/>
+              </w:rPr>
+              <w:t>calculatePassRate()</w:t>
             </w:r>
           </w:p>
         </w:tc>
@@ -2254,33 +2104,13 @@
                 <w14:ligatures w14:val="none"/>
               </w:rPr>
             </w:pPr>
-            <w:proofErr w:type="spellStart"/>
-            <w:proofErr w:type="gramStart"/>
-            <w:r>
-              <w:rPr>
-                <w:rFonts w:ascii="Arial" w:eastAsia="Times New Roman" w:hAnsi="Arial" w:cs="Arial"/>
-                <w:kern w:val="0"/>
-                <w14:ligatures w14:val="none"/>
-              </w:rPr>
-              <w:t>findHighestMark</w:t>
-            </w:r>
-            <w:proofErr w:type="spellEnd"/>
-            <w:r>
-              <w:rPr>
-                <w:rFonts w:ascii="Arial" w:eastAsia="Times New Roman" w:hAnsi="Arial" w:cs="Arial"/>
-                <w:kern w:val="0"/>
-                <w14:ligatures w14:val="none"/>
-              </w:rPr>
-              <w:t>(</w:t>
-            </w:r>
-            <w:proofErr w:type="gramEnd"/>
-            <w:r>
-              <w:rPr>
-                <w:rFonts w:ascii="Arial" w:eastAsia="Times New Roman" w:hAnsi="Arial" w:cs="Arial"/>
-                <w:kern w:val="0"/>
-                <w14:ligatures w14:val="none"/>
-              </w:rPr>
-              <w:t>)</w:t>
+            <w:r>
+              <w:rPr>
+                <w:rFonts w:ascii="Arial" w:eastAsia="Times New Roman" w:hAnsi="Arial" w:cs="Arial"/>
+                <w:kern w:val="0"/>
+                <w14:ligatures w14:val="none"/>
+              </w:rPr>
+              <w:t>findHighestMark()</w:t>
             </w:r>
           </w:p>
         </w:tc>
@@ -2353,21 +2183,7 @@
               <w:rPr>
                 <w:rFonts w:ascii="Arial" w:eastAsia="Arial" w:hAnsi="Arial" w:cs="Arial"/>
               </w:rPr>
-              <w:t>Changed comparison to marks[</w:t>
-            </w:r>
-            <w:proofErr w:type="spellStart"/>
-            <w:r>
-              <w:rPr>
-                <w:rFonts w:ascii="Arial" w:eastAsia="Arial" w:hAnsi="Arial" w:cs="Arial"/>
-              </w:rPr>
-              <w:t>i</w:t>
-            </w:r>
-            <w:proofErr w:type="spellEnd"/>
-            <w:r>
-              <w:rPr>
-                <w:rFonts w:ascii="Arial" w:eastAsia="Arial" w:hAnsi="Arial" w:cs="Arial"/>
-              </w:rPr>
-              <w:t>] &gt; highest</w:t>
+              <w:t>Changed comparison to marks[i] &gt; highest</w:t>
             </w:r>
           </w:p>
         </w:tc>
@@ -2443,33 +2259,13 @@
                 <w14:ligatures w14:val="none"/>
               </w:rPr>
             </w:pPr>
-            <w:proofErr w:type="spellStart"/>
-            <w:proofErr w:type="gramStart"/>
-            <w:r>
-              <w:rPr>
-                <w:rFonts w:ascii="Arial" w:eastAsia="Times New Roman" w:hAnsi="Arial" w:cs="Arial"/>
-                <w:kern w:val="0"/>
-                <w14:ligatures w14:val="none"/>
-              </w:rPr>
-              <w:t>qualifiesForSupplementary</w:t>
-            </w:r>
-            <w:proofErr w:type="spellEnd"/>
-            <w:r>
-              <w:rPr>
-                <w:rFonts w:ascii="Arial" w:eastAsia="Times New Roman" w:hAnsi="Arial" w:cs="Arial"/>
-                <w:kern w:val="0"/>
-                <w14:ligatures w14:val="none"/>
-              </w:rPr>
-              <w:t>(</w:t>
-            </w:r>
-            <w:proofErr w:type="gramEnd"/>
-            <w:r>
-              <w:rPr>
-                <w:rFonts w:ascii="Arial" w:eastAsia="Times New Roman" w:hAnsi="Arial" w:cs="Arial"/>
-                <w:kern w:val="0"/>
-                <w14:ligatures w14:val="none"/>
-              </w:rPr>
-              <w:t>)</w:t>
+            <w:r>
+              <w:rPr>
+                <w:rFonts w:ascii="Arial" w:eastAsia="Times New Roman" w:hAnsi="Arial" w:cs="Arial"/>
+                <w:kern w:val="0"/>
+                <w14:ligatures w14:val="none"/>
+              </w:rPr>
+              <w:t>qualifiesForSupplementary()</w:t>
             </w:r>
           </w:p>
         </w:tc>
@@ -2542,35 +2338,7 @@
               <w:rPr>
                 <w:rFonts w:ascii="Arial" w:eastAsia="Arial" w:hAnsi="Arial" w:cs="Arial"/>
               </w:rPr>
-              <w:t xml:space="preserve">Changed to: </w:t>
-            </w:r>
-            <w:proofErr w:type="spellStart"/>
-            <w:r>
-              <w:rPr>
-                <w:rFonts w:ascii="Arial" w:eastAsia="Arial" w:hAnsi="Arial" w:cs="Arial"/>
-              </w:rPr>
-              <w:t>finalMark</w:t>
-            </w:r>
-            <w:proofErr w:type="spellEnd"/>
-            <w:r>
-              <w:rPr>
-                <w:rFonts w:ascii="Arial" w:eastAsia="Arial" w:hAnsi="Arial" w:cs="Arial"/>
-              </w:rPr>
-              <w:t xml:space="preserve"> &gt;= 45 &amp;&amp; </w:t>
-            </w:r>
-            <w:proofErr w:type="spellStart"/>
-            <w:r>
-              <w:rPr>
-                <w:rFonts w:ascii="Arial" w:eastAsia="Arial" w:hAnsi="Arial" w:cs="Arial"/>
-              </w:rPr>
-              <w:t>finalMark</w:t>
-            </w:r>
-            <w:proofErr w:type="spellEnd"/>
-            <w:r>
-              <w:rPr>
-                <w:rFonts w:ascii="Arial" w:eastAsia="Arial" w:hAnsi="Arial" w:cs="Arial"/>
-              </w:rPr>
-              <w:t xml:space="preserve"> &lt;= 49</w:t>
+              <w:t>Changed to: finalMark &gt;= 45 &amp;&amp; finalMark &lt;= 49</w:t>
             </w:r>
           </w:p>
         </w:tc>
@@ -2646,33 +2414,13 @@
                 <w14:ligatures w14:val="none"/>
               </w:rPr>
             </w:pPr>
-            <w:proofErr w:type="spellStart"/>
-            <w:proofErr w:type="gramStart"/>
-            <w:r>
-              <w:rPr>
-                <w:rFonts w:ascii="Arial" w:eastAsia="Times New Roman" w:hAnsi="Arial" w:cs="Arial"/>
-                <w:kern w:val="0"/>
-                <w14:ligatures w14:val="none"/>
-              </w:rPr>
-              <w:t>isValidMark</w:t>
-            </w:r>
-            <w:proofErr w:type="spellEnd"/>
-            <w:r>
-              <w:rPr>
-                <w:rFonts w:ascii="Arial" w:eastAsia="Times New Roman" w:hAnsi="Arial" w:cs="Arial"/>
-                <w:kern w:val="0"/>
-                <w14:ligatures w14:val="none"/>
-              </w:rPr>
-              <w:t>(</w:t>
-            </w:r>
-            <w:proofErr w:type="gramEnd"/>
-            <w:r>
-              <w:rPr>
-                <w:rFonts w:ascii="Arial" w:eastAsia="Times New Roman" w:hAnsi="Arial" w:cs="Arial"/>
-                <w:kern w:val="0"/>
-                <w14:ligatures w14:val="none"/>
-              </w:rPr>
-              <w:t>)</w:t>
+            <w:r>
+              <w:rPr>
+                <w:rFonts w:ascii="Arial" w:eastAsia="Times New Roman" w:hAnsi="Arial" w:cs="Arial"/>
+                <w:kern w:val="0"/>
+                <w14:ligatures w14:val="none"/>
+              </w:rPr>
+              <w:t>isValidMark()</w:t>
             </w:r>
           </w:p>
         </w:tc>
@@ -2823,33 +2571,13 @@
                 <w14:ligatures w14:val="none"/>
               </w:rPr>
             </w:pPr>
-            <w:proofErr w:type="spellStart"/>
-            <w:proofErr w:type="gramStart"/>
-            <w:r>
-              <w:rPr>
-                <w:rFonts w:ascii="Arial" w:eastAsia="Times New Roman" w:hAnsi="Arial" w:cs="Arial"/>
-                <w:kern w:val="0"/>
-                <w14:ligatures w14:val="none"/>
-              </w:rPr>
-              <w:t>generateStudentReport</w:t>
-            </w:r>
-            <w:proofErr w:type="spellEnd"/>
-            <w:r>
-              <w:rPr>
-                <w:rFonts w:ascii="Arial" w:eastAsia="Times New Roman" w:hAnsi="Arial" w:cs="Arial"/>
-                <w:kern w:val="0"/>
-                <w14:ligatures w14:val="none"/>
-              </w:rPr>
-              <w:t>(</w:t>
-            </w:r>
-            <w:proofErr w:type="gramEnd"/>
-            <w:r>
-              <w:rPr>
-                <w:rFonts w:ascii="Arial" w:eastAsia="Times New Roman" w:hAnsi="Arial" w:cs="Arial"/>
-                <w:kern w:val="0"/>
-                <w14:ligatures w14:val="none"/>
-              </w:rPr>
-              <w:t>)</w:t>
+            <w:r>
+              <w:rPr>
+                <w:rFonts w:ascii="Arial" w:eastAsia="Times New Roman" w:hAnsi="Arial" w:cs="Arial"/>
+                <w:kern w:val="0"/>
+                <w14:ligatures w14:val="none"/>
+              </w:rPr>
+              <w:t>generateStudentReport()</w:t>
             </w:r>
           </w:p>
         </w:tc>
@@ -2922,21 +2650,7 @@
               <w:rPr>
                 <w:rFonts w:ascii="Arial" w:eastAsia="Arial" w:hAnsi="Arial" w:cs="Arial"/>
               </w:rPr>
-              <w:t xml:space="preserve">Removed </w:t>
-            </w:r>
-            <w:proofErr w:type="gramStart"/>
-            <w:r>
-              <w:rPr>
-                <w:rFonts w:ascii="Arial" w:eastAsia="Arial" w:hAnsi="Arial" w:cs="Arial"/>
-              </w:rPr>
-              <w:t>the !</w:t>
-            </w:r>
-            <w:proofErr w:type="gramEnd"/>
-            <w:r>
-              <w:rPr>
-                <w:rFonts w:ascii="Arial" w:eastAsia="Arial" w:hAnsi="Arial" w:cs="Arial"/>
-              </w:rPr>
-              <w:t xml:space="preserve"> negation operator</w:t>
+              <w:t>Removed the ! negation operator</w:t>
             </w:r>
           </w:p>
         </w:tc>
@@ -3124,7 +2838,7 @@
                           <pic:cNvPicPr/>
                         </pic:nvPicPr>
                         <pic:blipFill>
-                          <a:blip r:embed="rId6"/>
+                          <a:blip r:embed="rId7"/>
                           <a:stretch>
                             <a:fillRect/>
                           </a:stretch>
@@ -3197,7 +2911,7 @@
                           <pic:cNvPicPr/>
                         </pic:nvPicPr>
                         <pic:blipFill>
-                          <a:blip r:embed="rId7"/>
+                          <a:blip r:embed="rId8"/>
                           <a:stretch>
                             <a:fillRect/>
                           </a:stretch>
@@ -3270,7 +2984,7 @@
                           <pic:cNvPicPr/>
                         </pic:nvPicPr>
                         <pic:blipFill>
-                          <a:blip r:embed="rId8"/>
+                          <a:blip r:embed="rId9"/>
                           <a:stretch>
                             <a:fillRect/>
                           </a:stretch>
@@ -3343,7 +3057,7 @@
                           <pic:cNvPicPr/>
                         </pic:nvPicPr>
                         <pic:blipFill>
-                          <a:blip r:embed="rId9"/>
+                          <a:blip r:embed="rId10"/>
                           <a:stretch>
                             <a:fillRect/>
                           </a:stretch>
@@ -3416,7 +3130,7 @@
                           <pic:cNvPicPr/>
                         </pic:nvPicPr>
                         <pic:blipFill>
-                          <a:blip r:embed="rId10"/>
+                          <a:blip r:embed="rId11"/>
                           <a:stretch>
                             <a:fillRect/>
                           </a:stretch>
@@ -3489,7 +3203,7 @@
                           <pic:cNvPicPr/>
                         </pic:nvPicPr>
                         <pic:blipFill>
-                          <a:blip r:embed="rId11"/>
+                          <a:blip r:embed="rId12"/>
                           <a:stretch>
                             <a:fillRect/>
                           </a:stretch>
@@ -3562,7 +3276,7 @@
                           <pic:cNvPicPr/>
                         </pic:nvPicPr>
                         <pic:blipFill>
-                          <a:blip r:embed="rId12"/>
+                          <a:blip r:embed="rId13"/>
                           <a:stretch>
                             <a:fillRect/>
                           </a:stretch>
@@ -3635,7 +3349,7 @@
                           <pic:cNvPicPr/>
                         </pic:nvPicPr>
                         <pic:blipFill>
-                          <a:blip r:embed="rId13"/>
+                          <a:blip r:embed="rId14"/>
                           <a:stretch>
                             <a:fillRect/>
                           </a:stretch>
@@ -3708,7 +3422,7 @@
                           <pic:cNvPicPr/>
                         </pic:nvPicPr>
                         <pic:blipFill>
-                          <a:blip r:embed="rId14"/>
+                          <a:blip r:embed="rId15"/>
                           <a:stretch>
                             <a:fillRect/>
                           </a:stretch>
@@ -3753,6 +3467,722 @@
         </w:rPr>
       </w:pPr>
     </w:p>
+    <w:p>
+      <w:pPr>
+        <w:rPr>
+          <w:rFonts w:ascii="Arial" w:hAnsi="Arial" w:cs="Arial"/>
+          <w:b/>
+          <w:bCs/>
+          <w:sz w:val="32"/>
+          <w:szCs w:val="32"/>
+          <w:lang w:val="en-ZA"/>
+        </w:rPr>
+      </w:pPr>
+      <w:r>
+        <w:rPr>
+          <w:rFonts w:ascii="Arial" w:hAnsi="Arial" w:cs="Arial"/>
+          <w:b/>
+          <w:bCs/>
+          <w:sz w:val="32"/>
+          <w:szCs w:val="32"/>
+        </w:rPr>
+        <w:lastRenderedPageBreak/>
+        <w:t>CI/CD Pipeline Workflow</w:t>
+      </w:r>
+    </w:p>
+    <w:p>
+      <w:pPr>
+        <w:rPr>
+          <w:rFonts w:ascii="Arial" w:hAnsi="Arial" w:cs="Arial"/>
+          <w:b/>
+          <w:bCs/>
+          <w:lang w:val="en-ZA"/>
+        </w:rPr>
+      </w:pPr>
+      <w:r>
+        <w:rPr>
+          <w:rFonts w:ascii="Arial" w:hAnsi="Arial" w:cs="Arial"/>
+          <w:b/>
+          <w:bCs/>
+          <w:lang w:val="en-ZA"/>
+        </w:rPr>
+        <w:t>1. Continuous Integration (CI)</w:t>
+      </w:r>
+    </w:p>
+    <w:p>
+      <w:pPr>
+        <w:rPr>
+          <w:rFonts w:ascii="Arial" w:hAnsi="Arial" w:cs="Arial"/>
+          <w:lang w:val="en-ZA"/>
+        </w:rPr>
+      </w:pPr>
+      <w:r>
+        <w:rPr>
+          <w:rFonts w:ascii="Arial" w:hAnsi="Arial" w:cs="Arial"/>
+          <w:b/>
+          <w:bCs/>
+          <w:lang w:val="en-ZA"/>
+        </w:rPr>
+        <w:t>Objective:</w:t>
+      </w:r>
+      <w:r>
+        <w:rPr>
+          <w:rFonts w:ascii="Arial" w:hAnsi="Arial" w:cs="Arial"/>
+          <w:lang w:val="en-ZA"/>
+        </w:rPr>
+        <w:t xml:space="preserve"> Validate code quality and functionality before deployment.</w:t>
+      </w:r>
+    </w:p>
+    <w:p>
+      <w:pPr>
+        <w:rPr>
+          <w:rFonts w:ascii="Arial" w:hAnsi="Arial" w:cs="Arial"/>
+          <w:lang w:val="en-ZA"/>
+        </w:rPr>
+      </w:pPr>
+      <w:r>
+        <w:rPr>
+          <w:rFonts w:ascii="Arial" w:hAnsi="Arial" w:cs="Arial"/>
+          <w:b/>
+          <w:bCs/>
+          <w:lang w:val="en-ZA"/>
+        </w:rPr>
+        <w:t>Steps:</w:t>
+      </w:r>
+    </w:p>
+    <w:p>
+      <w:pPr>
+        <w:numPr>
+          <w:ilvl w:val="0"/>
+          <w:numId w:val="1"/>
+        </w:numPr>
+        <w:rPr>
+          <w:rFonts w:ascii="Arial" w:hAnsi="Arial" w:cs="Arial"/>
+          <w:lang w:val="en-ZA"/>
+        </w:rPr>
+      </w:pPr>
+      <w:r>
+        <w:rPr>
+          <w:rFonts w:ascii="Arial" w:hAnsi="Arial" w:cs="Arial"/>
+          <w:b/>
+          <w:bCs/>
+          <w:lang w:val="en-ZA"/>
+        </w:rPr>
+        <w:t>Source Code Checkout</w:t>
+      </w:r>
+    </w:p>
+    <w:p>
+      <w:pPr>
+        <w:numPr>
+          <w:ilvl w:val="1"/>
+          <w:numId w:val="1"/>
+        </w:numPr>
+        <w:rPr>
+          <w:rFonts w:ascii="Arial" w:hAnsi="Arial" w:cs="Arial"/>
+          <w:lang w:val="en-ZA"/>
+        </w:rPr>
+      </w:pPr>
+      <w:r>
+        <w:rPr>
+          <w:rFonts w:ascii="Arial" w:hAnsi="Arial" w:cs="Arial"/>
+          <w:lang w:val="en-ZA"/>
+        </w:rPr>
+        <w:t xml:space="preserve">Jenkins retrieves the latest code from the GitHub repository: </w:t>
+      </w:r>
+      <w:hyperlink r:id="rId16" w:history="1">
+        <w:r>
+          <w:rPr>
+            <w:rStyle w:val="Hyperlink"/>
+            <w:rFonts w:ascii="Arial" w:hAnsi="Arial" w:cs="Arial"/>
+          </w:rPr>
+          <w:t>tshepang-p/student-grade-calculator</w:t>
+        </w:r>
+      </w:hyperlink>
+    </w:p>
+    <w:p>
+      <w:pPr>
+        <w:numPr>
+          <w:ilvl w:val="1"/>
+          <w:numId w:val="1"/>
+        </w:numPr>
+        <w:rPr>
+          <w:rFonts w:ascii="Arial" w:hAnsi="Arial" w:cs="Arial"/>
+          <w:lang w:val="en-ZA"/>
+        </w:rPr>
+      </w:pPr>
+      <w:r>
+        <w:rPr>
+          <w:rFonts w:ascii="Arial" w:hAnsi="Arial" w:cs="Arial"/>
+          <w:lang w:val="en-ZA"/>
+        </w:rPr>
+        <w:t>This ensures the pipeline always uses the most recent version of the project.</w:t>
+      </w:r>
+    </w:p>
+    <w:p>
+      <w:pPr>
+        <w:numPr>
+          <w:ilvl w:val="0"/>
+          <w:numId w:val="1"/>
+        </w:numPr>
+        <w:rPr>
+          <w:rFonts w:ascii="Arial" w:hAnsi="Arial" w:cs="Arial"/>
+          <w:lang w:val="en-ZA"/>
+        </w:rPr>
+      </w:pPr>
+      <w:r>
+        <w:rPr>
+          <w:rFonts w:ascii="Arial" w:hAnsi="Arial" w:cs="Arial"/>
+          <w:b/>
+          <w:bCs/>
+          <w:lang w:val="en-ZA"/>
+        </w:rPr>
+        <w:t>Build Stage</w:t>
+      </w:r>
+    </w:p>
+    <w:p>
+      <w:pPr>
+        <w:numPr>
+          <w:ilvl w:val="1"/>
+          <w:numId w:val="1"/>
+        </w:numPr>
+        <w:rPr>
+          <w:rFonts w:ascii="Arial" w:hAnsi="Arial" w:cs="Arial"/>
+          <w:lang w:val="en-ZA"/>
+        </w:rPr>
+      </w:pPr>
+      <w:r>
+        <w:rPr>
+          <w:rFonts w:ascii="Arial" w:hAnsi="Arial" w:cs="Arial"/>
+          <w:lang w:val="en-ZA"/>
+        </w:rPr>
+        <w:t>The project is compiled using Maven: mvn clean package</w:t>
+      </w:r>
+      <w:r>
+        <w:rPr>
+          <w:rFonts w:ascii="Arial" w:hAnsi="Arial" w:cs="Arial"/>
+          <w:lang w:val="en-ZA"/>
+        </w:rPr>
+        <w:t>.</w:t>
+      </w:r>
+    </w:p>
+    <w:p>
+      <w:pPr>
+        <w:numPr>
+          <w:ilvl w:val="1"/>
+          <w:numId w:val="1"/>
+        </w:numPr>
+        <w:rPr>
+          <w:rFonts w:ascii="Arial" w:hAnsi="Arial" w:cs="Arial"/>
+          <w:lang w:val="en-ZA"/>
+        </w:rPr>
+      </w:pPr>
+      <w:r>
+        <w:rPr>
+          <w:rFonts w:ascii="Arial" w:hAnsi="Arial" w:cs="Arial"/>
+          <w:lang w:val="en-ZA"/>
+        </w:rPr>
+        <w:t>Generates the .war file and verifies successful compilation.</w:t>
+      </w:r>
+    </w:p>
+    <w:p>
+      <w:pPr>
+        <w:numPr>
+          <w:ilvl w:val="0"/>
+          <w:numId w:val="1"/>
+        </w:numPr>
+        <w:rPr>
+          <w:rFonts w:ascii="Arial" w:hAnsi="Arial" w:cs="Arial"/>
+          <w:lang w:val="en-ZA"/>
+        </w:rPr>
+      </w:pPr>
+      <w:r>
+        <w:rPr>
+          <w:rFonts w:ascii="Arial" w:hAnsi="Arial" w:cs="Arial"/>
+          <w:b/>
+          <w:bCs/>
+          <w:lang w:val="en-ZA"/>
+        </w:rPr>
+        <w:t>Test Stage</w:t>
+      </w:r>
+    </w:p>
+    <w:p>
+      <w:pPr>
+        <w:numPr>
+          <w:ilvl w:val="1"/>
+          <w:numId w:val="1"/>
+        </w:numPr>
+        <w:rPr>
+          <w:rFonts w:ascii="Arial" w:hAnsi="Arial" w:cs="Arial"/>
+          <w:lang w:val="en-ZA"/>
+        </w:rPr>
+      </w:pPr>
+      <w:r>
+        <w:rPr>
+          <w:rFonts w:ascii="Arial" w:hAnsi="Arial" w:cs="Arial"/>
+          <w:lang w:val="en-ZA"/>
+        </w:rPr>
+        <w:t>Automated JUnit tests are executed: mvn test</w:t>
+      </w:r>
+    </w:p>
+    <w:p>
+      <w:pPr>
+        <w:numPr>
+          <w:ilvl w:val="1"/>
+          <w:numId w:val="1"/>
+        </w:numPr>
+        <w:rPr>
+          <w:rFonts w:ascii="Arial" w:hAnsi="Arial" w:cs="Arial"/>
+          <w:lang w:val="en-ZA"/>
+        </w:rPr>
+      </w:pPr>
+      <w:r>
+        <w:rPr>
+          <w:rFonts w:ascii="Arial" w:hAnsi="Arial" w:cs="Arial"/>
+          <w:lang w:val="en-ZA"/>
+        </w:rPr>
+        <w:t>Confirms that all methods (e.g., calculatePassRate, generateStudentReport) function correctly.</w:t>
+      </w:r>
+    </w:p>
+    <w:p>
+      <w:pPr>
+        <w:numPr>
+          <w:ilvl w:val="1"/>
+          <w:numId w:val="1"/>
+        </w:numPr>
+        <w:rPr>
+          <w:rFonts w:ascii="Arial" w:hAnsi="Arial" w:cs="Arial"/>
+          <w:lang w:val="en-ZA"/>
+        </w:rPr>
+      </w:pPr>
+      <w:r>
+        <w:rPr>
+          <w:rFonts w:ascii="Arial" w:hAnsi="Arial" w:cs="Arial"/>
+          <w:lang w:val="en-ZA"/>
+        </w:rPr>
+        <w:t>Any failed tests stop the pipeline to prevent faulty deployments.</w:t>
+      </w:r>
+    </w:p>
+    <w:p>
+      <w:pPr>
+        <w:rPr>
+          <w:rFonts w:ascii="Arial" w:hAnsi="Arial" w:cs="Arial"/>
+          <w:b/>
+          <w:bCs/>
+          <w:lang w:val="en-ZA"/>
+        </w:rPr>
+      </w:pPr>
+      <w:r>
+        <w:rPr>
+          <w:rFonts w:ascii="Arial" w:hAnsi="Arial" w:cs="Arial"/>
+          <w:b/>
+          <w:bCs/>
+          <w:lang w:val="en-ZA"/>
+        </w:rPr>
+        <w:t>2. Continuous Deployment (CD)</w:t>
+      </w:r>
+    </w:p>
+    <w:p>
+      <w:pPr>
+        <w:rPr>
+          <w:rFonts w:ascii="Arial" w:hAnsi="Arial" w:cs="Arial"/>
+          <w:lang w:val="en-ZA"/>
+        </w:rPr>
+      </w:pPr>
+      <w:r>
+        <w:rPr>
+          <w:rFonts w:ascii="Arial" w:hAnsi="Arial" w:cs="Arial"/>
+          <w:b/>
+          <w:bCs/>
+          <w:lang w:val="en-ZA"/>
+        </w:rPr>
+        <w:t>Objective:</w:t>
+      </w:r>
+      <w:r>
+        <w:rPr>
+          <w:rFonts w:ascii="Arial" w:hAnsi="Arial" w:cs="Arial"/>
+          <w:lang w:val="en-ZA"/>
+        </w:rPr>
+        <w:t xml:space="preserve"> Automatically deliver the validated application to the production environment.</w:t>
+      </w:r>
+    </w:p>
+    <w:p>
+      <w:pPr>
+        <w:rPr>
+          <w:rFonts w:ascii="Arial" w:hAnsi="Arial" w:cs="Arial"/>
+          <w:lang w:val="en-ZA"/>
+        </w:rPr>
+      </w:pPr>
+      <w:r>
+        <w:rPr>
+          <w:rFonts w:ascii="Arial" w:hAnsi="Arial" w:cs="Arial"/>
+          <w:b/>
+          <w:bCs/>
+          <w:lang w:val="en-ZA"/>
+        </w:rPr>
+        <w:t>Steps:</w:t>
+      </w:r>
+    </w:p>
+    <w:p>
+      <w:pPr>
+        <w:numPr>
+          <w:ilvl w:val="0"/>
+          <w:numId w:val="2"/>
+        </w:numPr>
+        <w:rPr>
+          <w:rFonts w:ascii="Arial" w:hAnsi="Arial" w:cs="Arial"/>
+          <w:lang w:val="en-ZA"/>
+        </w:rPr>
+      </w:pPr>
+      <w:r>
+        <w:rPr>
+          <w:rFonts w:ascii="Arial" w:hAnsi="Arial" w:cs="Arial"/>
+          <w:b/>
+          <w:bCs/>
+          <w:lang w:val="en-ZA"/>
+        </w:rPr>
+        <w:t>Docker Build Stage</w:t>
+      </w:r>
+    </w:p>
+    <w:p>
+      <w:pPr>
+        <w:numPr>
+          <w:ilvl w:val="1"/>
+          <w:numId w:val="2"/>
+        </w:numPr>
+        <w:rPr>
+          <w:rFonts w:ascii="Arial" w:hAnsi="Arial" w:cs="Arial"/>
+          <w:lang w:val="en-ZA"/>
+        </w:rPr>
+      </w:pPr>
+      <w:r>
+        <w:rPr>
+          <w:rFonts w:ascii="Arial" w:hAnsi="Arial" w:cs="Arial"/>
+          <w:lang w:val="en-ZA"/>
+        </w:rPr>
+        <w:t>The application is containerized using the project’s Dockerfile: docker build -t student-grade-calculator .</w:t>
+      </w:r>
+    </w:p>
+    <w:p>
+      <w:pPr>
+        <w:numPr>
+          <w:ilvl w:val="1"/>
+          <w:numId w:val="2"/>
+        </w:numPr>
+        <w:rPr>
+          <w:rFonts w:ascii="Arial" w:hAnsi="Arial" w:cs="Arial"/>
+          <w:lang w:val="en-ZA"/>
+        </w:rPr>
+      </w:pPr>
+      <w:r>
+        <w:rPr>
+          <w:rFonts w:ascii="Arial" w:hAnsi="Arial" w:cs="Arial"/>
+          <w:lang w:val="en-ZA"/>
+        </w:rPr>
+        <w:t>Produces a portable image that runs consistently across environments.</w:t>
+      </w:r>
+    </w:p>
+    <w:p>
+      <w:pPr>
+        <w:numPr>
+          <w:ilvl w:val="0"/>
+          <w:numId w:val="2"/>
+        </w:numPr>
+        <w:rPr>
+          <w:rFonts w:ascii="Arial" w:hAnsi="Arial" w:cs="Arial"/>
+          <w:lang w:val="en-ZA"/>
+        </w:rPr>
+      </w:pPr>
+      <w:r>
+        <w:rPr>
+          <w:rFonts w:ascii="Arial" w:hAnsi="Arial" w:cs="Arial"/>
+          <w:b/>
+          <w:bCs/>
+          <w:lang w:val="en-ZA"/>
+        </w:rPr>
+        <w:t>Deploy to Render Stage</w:t>
+      </w:r>
+    </w:p>
+    <w:p>
+      <w:pPr>
+        <w:numPr>
+          <w:ilvl w:val="1"/>
+          <w:numId w:val="2"/>
+        </w:numPr>
+        <w:rPr>
+          <w:rFonts w:ascii="Arial" w:hAnsi="Arial" w:cs="Arial"/>
+          <w:lang w:val="en-ZA"/>
+        </w:rPr>
+      </w:pPr>
+      <w:r>
+        <w:rPr>
+          <w:rFonts w:ascii="Arial" w:hAnsi="Arial" w:cs="Arial"/>
+          <w:lang w:val="en-ZA"/>
+        </w:rPr>
+        <w:t>We are using GitHub secret keys with render to establish the pipeline</w:t>
+      </w:r>
+    </w:p>
+    <w:p>
+      <w:pPr>
+        <w:numPr>
+          <w:ilvl w:val="1"/>
+          <w:numId w:val="2"/>
+        </w:numPr>
+        <w:rPr>
+          <w:rFonts w:ascii="Arial" w:hAnsi="Arial" w:cs="Arial"/>
+          <w:lang w:val="en-ZA"/>
+        </w:rPr>
+      </w:pPr>
+      <w:r>
+        <w:rPr>
+          <w:rFonts w:ascii="Arial" w:hAnsi="Arial" w:cs="Arial"/>
+          <w:lang w:val="en-ZA"/>
+        </w:rPr>
+        <w:lastRenderedPageBreak/>
+        <w:t xml:space="preserve">The container is deployed to Render.com, updating the live application at: </w:t>
+      </w:r>
+      <w:hyperlink r:id="rId17" w:history="1">
+        <w:r>
+          <w:rPr>
+            <w:rStyle w:val="Hyperlink"/>
+            <w:rFonts w:ascii="Arial" w:hAnsi="Arial" w:cs="Arial"/>
+          </w:rPr>
+          <w:t>VUT Student Grade Calculator</w:t>
+        </w:r>
+      </w:hyperlink>
+    </w:p>
+    <w:p>
+      <w:pPr>
+        <w:numPr>
+          <w:ilvl w:val="0"/>
+          <w:numId w:val="2"/>
+        </w:numPr>
+        <w:rPr>
+          <w:rFonts w:ascii="Arial" w:hAnsi="Arial" w:cs="Arial"/>
+          <w:lang w:val="en-ZA"/>
+        </w:rPr>
+      </w:pPr>
+      <w:r>
+        <w:rPr>
+          <w:rFonts w:ascii="Arial" w:hAnsi="Arial" w:cs="Arial"/>
+          <w:b/>
+          <w:bCs/>
+          <w:lang w:val="en-ZA"/>
+        </w:rPr>
+        <w:t>Post Actions</w:t>
+      </w:r>
+    </w:p>
+    <w:p>
+      <w:pPr>
+        <w:numPr>
+          <w:ilvl w:val="1"/>
+          <w:numId w:val="2"/>
+        </w:numPr>
+        <w:rPr>
+          <w:rFonts w:ascii="Arial" w:hAnsi="Arial" w:cs="Arial"/>
+          <w:lang w:val="en-ZA"/>
+        </w:rPr>
+      </w:pPr>
+      <w:r>
+        <w:rPr>
+          <w:rFonts w:ascii="Arial" w:hAnsi="Arial" w:cs="Arial"/>
+          <w:b/>
+          <w:bCs/>
+          <w:lang w:val="en-ZA"/>
+        </w:rPr>
+        <w:t>On Success:</w:t>
+      </w:r>
+      <w:r>
+        <w:rPr>
+          <w:rFonts w:ascii="Arial" w:hAnsi="Arial" w:cs="Arial"/>
+          <w:lang w:val="en-ZA"/>
+        </w:rPr>
+        <w:t xml:space="preserve"> Displays confirmation message — Deployment successful! Visit Render app URL.</w:t>
+      </w:r>
+    </w:p>
+    <w:p>
+      <w:pPr>
+        <w:numPr>
+          <w:ilvl w:val="1"/>
+          <w:numId w:val="2"/>
+        </w:numPr>
+        <w:rPr>
+          <w:rFonts w:ascii="Arial" w:hAnsi="Arial" w:cs="Arial"/>
+          <w:lang w:val="en-ZA"/>
+        </w:rPr>
+      </w:pPr>
+      <w:r>
+        <w:rPr>
+          <w:rFonts w:ascii="Arial" w:hAnsi="Arial" w:cs="Arial"/>
+          <w:b/>
+          <w:bCs/>
+          <w:lang w:val="en-ZA"/>
+        </w:rPr>
+        <w:t>On Failure:</w:t>
+      </w:r>
+      <w:r>
+        <w:rPr>
+          <w:rFonts w:ascii="Arial" w:hAnsi="Arial" w:cs="Arial"/>
+          <w:lang w:val="en-ZA"/>
+        </w:rPr>
+        <w:t xml:space="preserve"> Logs error details and halts deployment —Pipeline failed — check logs for details.</w:t>
+      </w:r>
+    </w:p>
+    <w:p>
+      <w:pPr>
+        <w:rPr>
+          <w:rFonts w:ascii="Arial" w:hAnsi="Arial" w:cs="Arial"/>
+          <w:b/>
+          <w:bCs/>
+          <w:lang w:val="en-ZA"/>
+        </w:rPr>
+      </w:pPr>
+      <w:r>
+        <w:rPr>
+          <w:rFonts w:ascii="Arial" w:hAnsi="Arial" w:cs="Arial"/>
+          <w:b/>
+          <w:bCs/>
+          <w:lang w:val="en-ZA"/>
+        </w:rPr>
+        <w:t>3. Workflow Summary</w:t>
+      </w:r>
+    </w:p>
+    <w:p>
+      <w:pPr>
+        <w:rPr>
+          <w:rFonts w:ascii="Arial" w:hAnsi="Arial" w:cs="Arial"/>
+          <w:lang w:val="en-ZA"/>
+        </w:rPr>
+      </w:pPr>
+      <w:r>
+        <w:rPr>
+          <w:rFonts w:ascii="Arial" w:hAnsi="Arial" w:cs="Arial"/>
+          <w:lang w:val="en-ZA"/>
+        </w:rPr>
+        <w:t>The CI/CD pipeline follows this automated sequence:</w:t>
+      </w:r>
+    </w:p>
+    <w:p>
+      <w:pPr>
+        <w:rPr>
+          <w:rFonts w:ascii="Arial" w:hAnsi="Arial" w:cs="Arial"/>
+          <w:lang w:val="en-ZA"/>
+        </w:rPr>
+      </w:pPr>
+      <w:r>
+        <w:rPr>
+          <w:rFonts w:ascii="Arial" w:hAnsi="Arial" w:cs="Arial"/>
+          <w:b/>
+          <w:bCs/>
+          <w:lang w:val="en-ZA"/>
+        </w:rPr>
+        <w:t>GitHub Commit → Jenkins Trigger → Build → Test → Dockerize → Render Deploy → Live Application</w:t>
+      </w:r>
+    </w:p>
+    <w:p>
+      <w:pPr>
+        <w:rPr>
+          <w:rFonts w:ascii="Arial" w:hAnsi="Arial" w:cs="Arial"/>
+          <w:lang w:val="en-ZA"/>
+        </w:rPr>
+      </w:pPr>
+      <w:r>
+        <w:rPr>
+          <w:rFonts w:ascii="Arial" w:hAnsi="Arial" w:cs="Arial"/>
+          <w:lang w:val="en-ZA"/>
+        </w:rPr>
+        <w:t>This workflow ensures:</w:t>
+      </w:r>
+    </w:p>
+    <w:p>
+      <w:pPr>
+        <w:numPr>
+          <w:ilvl w:val="0"/>
+          <w:numId w:val="3"/>
+        </w:numPr>
+        <w:rPr>
+          <w:rFonts w:ascii="Arial" w:hAnsi="Arial" w:cs="Arial"/>
+          <w:lang w:val="en-ZA"/>
+        </w:rPr>
+      </w:pPr>
+      <w:r>
+        <w:rPr>
+          <w:rFonts w:ascii="Arial" w:hAnsi="Arial" w:cs="Arial"/>
+          <w:lang w:val="en-ZA"/>
+        </w:rPr>
+        <w:t>Continuous integration of new code changes.</w:t>
+      </w:r>
+    </w:p>
+    <w:p>
+      <w:pPr>
+        <w:numPr>
+          <w:ilvl w:val="0"/>
+          <w:numId w:val="3"/>
+        </w:numPr>
+        <w:rPr>
+          <w:rFonts w:ascii="Arial" w:hAnsi="Arial" w:cs="Arial"/>
+          <w:lang w:val="en-ZA"/>
+        </w:rPr>
+      </w:pPr>
+      <w:r>
+        <w:rPr>
+          <w:rFonts w:ascii="Arial" w:hAnsi="Arial" w:cs="Arial"/>
+          <w:lang w:val="en-ZA"/>
+        </w:rPr>
+        <w:t>Reliable testing and validation before deployment.</w:t>
+      </w:r>
+    </w:p>
+    <w:p>
+      <w:pPr>
+        <w:numPr>
+          <w:ilvl w:val="0"/>
+          <w:numId w:val="3"/>
+        </w:numPr>
+        <w:rPr>
+          <w:rFonts w:ascii="Arial" w:hAnsi="Arial" w:cs="Arial"/>
+          <w:lang w:val="en-ZA"/>
+        </w:rPr>
+      </w:pPr>
+      <w:r>
+        <w:rPr>
+          <w:rFonts w:ascii="Arial" w:hAnsi="Arial" w:cs="Arial"/>
+          <w:lang w:val="en-ZA"/>
+        </w:rPr>
+        <w:t>Consistent containerization and hosting through Render.</w:t>
+      </w:r>
+    </w:p>
+    <w:p>
+      <w:pPr>
+        <w:numPr>
+          <w:ilvl w:val="0"/>
+          <w:numId w:val="3"/>
+        </w:numPr>
+        <w:rPr>
+          <w:rFonts w:ascii="Arial" w:hAnsi="Arial" w:cs="Arial"/>
+          <w:lang w:val="en-ZA"/>
+        </w:rPr>
+      </w:pPr>
+      <w:r>
+        <w:rPr>
+          <w:rFonts w:ascii="Arial" w:hAnsi="Arial" w:cs="Arial"/>
+          <w:lang w:val="en-ZA"/>
+        </w:rPr>
+        <w:t>Reduced manual intervention and faster delivery cycles.</w:t>
+      </w:r>
+    </w:p>
+    <w:p>
+      <w:pPr>
+        <w:rPr>
+          <w:rFonts w:ascii="Arial" w:hAnsi="Arial" w:cs="Arial"/>
+        </w:rPr>
+      </w:pPr>
+    </w:p>
+    <w:p>
+      <w:pPr>
+        <w:rPr>
+          <w:rFonts w:ascii="Arial" w:hAnsi="Arial" w:cs="Arial"/>
+        </w:rPr>
+      </w:pPr>
+    </w:p>
     <w:sectPr>
       <w:pgSz w:w="16840" w:h="11907" w:orient="landscape" w:code="9"/>
       <w:pgMar w:top="720" w:right="720" w:bottom="720" w:left="720" w:header="720" w:footer="680" w:gutter="0"/>
@@ -3761,6 +4191,403 @@
     </w:sectPr>
   </w:body>
 </w:document>
+</file>
+
+<file path=word/numbering.xml><?xml version="1.0" encoding="utf-8"?>
+<w:numbering xmlns:wpc="http://schemas.microsoft.com/office/word/2010/wordprocessingCanvas" xmlns:cx="http://schemas.microsoft.com/office/drawing/2014/chartex" xmlns:cx1="http://schemas.microsoft.com/office/drawing/2015/9/8/chartex" xmlns:cx2="http://schemas.microsoft.com/office/drawing/2015/10/21/chartex" xmlns:cx3="http://schemas.microsoft.com/office/drawing/2016/5/9/chartex" xmlns:cx4="http://schemas.microsoft.com/office/drawing/2016/5/10/chartex" xmlns:cx5="http://schemas.microsoft.com/office/drawing/2016/5/11/chartex" xmlns:cx6="http://schemas.microsoft.com/office/drawing/2016/5/12/chartex" xmlns:cx7="http://schemas.microsoft.com/office/drawing/2016/5/13/chartex" xmlns:cx8="http://schemas.microsoft.com/office/drawing/2016/5/14/chartex" xmlns:mc="http://schemas.openxmlformats.org/markup-compatibility/2006" xmlns:aink="http://schemas.microsoft.com/office/drawing/2016/ink" xmlns:am3d="http://schemas.microsoft.com/office/drawing/2017/model3d" xmlns:o="urn:schemas-microsoft-com:office:office" xmlns:oel="http://schemas.microsoft.com/office/2019/extlst" xmlns:r="http://schemas.openxmlformats.org/officeDocument/2006/relationships" xmlns:m="http://schemas.openxmlformats.org/officeDocument/2006/math" xmlns:v="urn:schemas-microsoft-com:vml" xmlns:wp14="http://schemas.microsoft.com/office/word/2010/wordprocessingDrawing" xmlns:wp="http://schemas.openxmlformats.org/drawingml/2006/wordprocessingDrawing" xmlns:w10="urn:schemas-microsoft-com:office:word" xmlns:w="http://schemas.openxmlformats.org/wordprocessingml/2006/main" xmlns:w14="http://schemas.microsoft.com/office/word/2010/wordml" xmlns:w15="http://schemas.microsoft.com/office/word/2012/wordml" xmlns:w16cex="http://schemas.microsoft.com/office/word/2018/wordml/cex" xmlns:w16cid="http://schemas.microsoft.com/office/word/2016/wordml/cid" xmlns:w16="http://schemas.microsoft.com/office/word/2018/wordml" xmlns:w16du="http://schemas.microsoft.com/office/word/2023/wordml/word16du" xmlns:w16sdtdh="http://schemas.microsoft.com/office/word/2020/wordml/sdtdatahash" xmlns:w16sdtfl="http://schemas.microsoft.com/office/word/2024/wordml/sdtformatlock" xmlns:w16se="http://schemas.microsoft.com/office/word/2015/wordml/symex" xmlns:wpg="http://schemas.microsoft.com/office/word/2010/wordprocessingGroup" xmlns:wpi="http://schemas.microsoft.com/office/word/2010/wordprocessingInk" xmlns:wne="http://schemas.microsoft.com/office/word/2006/wordml" xmlns:wps="http://schemas.microsoft.com/office/word/2010/wordprocessingShape" mc:Ignorable="w14 w15 w16se w16cid w16 w16cex w16sdtdh w16sdtfl w16du wp14">
+  <w:abstractNum w:abstractNumId="0" w15:restartNumberingAfterBreak="0">
+    <w:nsid w:val="15BC70D5"/>
+    <w:multiLevelType w:val="multilevel"/>
+    <w:tmpl w:val="C0F28F20"/>
+    <w:lvl w:ilvl="0">
+      <w:start w:val="1"/>
+      <w:numFmt w:val="bullet"/>
+      <w:lvlText w:val=""/>
+      <w:lvlJc w:val="left"/>
+      <w:pPr>
+        <w:tabs>
+          <w:tab w:val="num" w:pos="720"/>
+        </w:tabs>
+        <w:ind w:left="720" w:hanging="360"/>
+      </w:pPr>
+      <w:rPr>
+        <w:rFonts w:ascii="Symbol" w:hAnsi="Symbol" w:hint="default"/>
+        <w:sz w:val="20"/>
+      </w:rPr>
+    </w:lvl>
+    <w:lvl w:ilvl="1" w:tentative="1">
+      <w:start w:val="1"/>
+      <w:numFmt w:val="bullet"/>
+      <w:lvlText w:val="o"/>
+      <w:lvlJc w:val="left"/>
+      <w:pPr>
+        <w:tabs>
+          <w:tab w:val="num" w:pos="1440"/>
+        </w:tabs>
+        <w:ind w:left="1440" w:hanging="360"/>
+      </w:pPr>
+      <w:rPr>
+        <w:rFonts w:ascii="Courier New" w:hAnsi="Courier New" w:hint="default"/>
+        <w:sz w:val="20"/>
+      </w:rPr>
+    </w:lvl>
+    <w:lvl w:ilvl="2" w:tentative="1">
+      <w:start w:val="1"/>
+      <w:numFmt w:val="bullet"/>
+      <w:lvlText w:val=""/>
+      <w:lvlJc w:val="left"/>
+      <w:pPr>
+        <w:tabs>
+          <w:tab w:val="num" w:pos="2160"/>
+        </w:tabs>
+        <w:ind w:left="2160" w:hanging="360"/>
+      </w:pPr>
+      <w:rPr>
+        <w:rFonts w:ascii="Wingdings" w:hAnsi="Wingdings" w:hint="default"/>
+        <w:sz w:val="20"/>
+      </w:rPr>
+    </w:lvl>
+    <w:lvl w:ilvl="3" w:tentative="1">
+      <w:start w:val="1"/>
+      <w:numFmt w:val="bullet"/>
+      <w:lvlText w:val=""/>
+      <w:lvlJc w:val="left"/>
+      <w:pPr>
+        <w:tabs>
+          <w:tab w:val="num" w:pos="2880"/>
+        </w:tabs>
+        <w:ind w:left="2880" w:hanging="360"/>
+      </w:pPr>
+      <w:rPr>
+        <w:rFonts w:ascii="Wingdings" w:hAnsi="Wingdings" w:hint="default"/>
+        <w:sz w:val="20"/>
+      </w:rPr>
+    </w:lvl>
+    <w:lvl w:ilvl="4" w:tentative="1">
+      <w:start w:val="1"/>
+      <w:numFmt w:val="bullet"/>
+      <w:lvlText w:val=""/>
+      <w:lvlJc w:val="left"/>
+      <w:pPr>
+        <w:tabs>
+          <w:tab w:val="num" w:pos="3600"/>
+        </w:tabs>
+        <w:ind w:left="3600" w:hanging="360"/>
+      </w:pPr>
+      <w:rPr>
+        <w:rFonts w:ascii="Wingdings" w:hAnsi="Wingdings" w:hint="default"/>
+        <w:sz w:val="20"/>
+      </w:rPr>
+    </w:lvl>
+    <w:lvl w:ilvl="5" w:tentative="1">
+      <w:start w:val="1"/>
+      <w:numFmt w:val="bullet"/>
+      <w:lvlText w:val=""/>
+      <w:lvlJc w:val="left"/>
+      <w:pPr>
+        <w:tabs>
+          <w:tab w:val="num" w:pos="4320"/>
+        </w:tabs>
+        <w:ind w:left="4320" w:hanging="360"/>
+      </w:pPr>
+      <w:rPr>
+        <w:rFonts w:ascii="Wingdings" w:hAnsi="Wingdings" w:hint="default"/>
+        <w:sz w:val="20"/>
+      </w:rPr>
+    </w:lvl>
+    <w:lvl w:ilvl="6" w:tentative="1">
+      <w:start w:val="1"/>
+      <w:numFmt w:val="bullet"/>
+      <w:lvlText w:val=""/>
+      <w:lvlJc w:val="left"/>
+      <w:pPr>
+        <w:tabs>
+          <w:tab w:val="num" w:pos="5040"/>
+        </w:tabs>
+        <w:ind w:left="5040" w:hanging="360"/>
+      </w:pPr>
+      <w:rPr>
+        <w:rFonts w:ascii="Wingdings" w:hAnsi="Wingdings" w:hint="default"/>
+        <w:sz w:val="20"/>
+      </w:rPr>
+    </w:lvl>
+    <w:lvl w:ilvl="7" w:tentative="1">
+      <w:start w:val="1"/>
+      <w:numFmt w:val="bullet"/>
+      <w:lvlText w:val=""/>
+      <w:lvlJc w:val="left"/>
+      <w:pPr>
+        <w:tabs>
+          <w:tab w:val="num" w:pos="5760"/>
+        </w:tabs>
+        <w:ind w:left="5760" w:hanging="360"/>
+      </w:pPr>
+      <w:rPr>
+        <w:rFonts w:ascii="Wingdings" w:hAnsi="Wingdings" w:hint="default"/>
+        <w:sz w:val="20"/>
+      </w:rPr>
+    </w:lvl>
+    <w:lvl w:ilvl="8" w:tentative="1">
+      <w:start w:val="1"/>
+      <w:numFmt w:val="bullet"/>
+      <w:lvlText w:val=""/>
+      <w:lvlJc w:val="left"/>
+      <w:pPr>
+        <w:tabs>
+          <w:tab w:val="num" w:pos="6480"/>
+        </w:tabs>
+        <w:ind w:left="6480" w:hanging="360"/>
+      </w:pPr>
+      <w:rPr>
+        <w:rFonts w:ascii="Wingdings" w:hAnsi="Wingdings" w:hint="default"/>
+        <w:sz w:val="20"/>
+      </w:rPr>
+    </w:lvl>
+  </w:abstractNum>
+  <w:abstractNum w:abstractNumId="1" w15:restartNumberingAfterBreak="0">
+    <w:nsid w:val="450B07B7"/>
+    <w:multiLevelType w:val="multilevel"/>
+    <w:tmpl w:val="6C08E3A8"/>
+    <w:lvl w:ilvl="0">
+      <w:start w:val="1"/>
+      <w:numFmt w:val="decimal"/>
+      <w:lvlText w:val="%1."/>
+      <w:lvlJc w:val="left"/>
+      <w:pPr>
+        <w:tabs>
+          <w:tab w:val="num" w:pos="720"/>
+        </w:tabs>
+        <w:ind w:left="720" w:hanging="360"/>
+      </w:pPr>
+    </w:lvl>
+    <w:lvl w:ilvl="1">
+      <w:start w:val="1"/>
+      <w:numFmt w:val="bullet"/>
+      <w:lvlText w:val="o"/>
+      <w:lvlJc w:val="left"/>
+      <w:pPr>
+        <w:tabs>
+          <w:tab w:val="num" w:pos="1440"/>
+        </w:tabs>
+        <w:ind w:left="1440" w:hanging="360"/>
+      </w:pPr>
+      <w:rPr>
+        <w:rFonts w:ascii="Courier New" w:hAnsi="Courier New" w:hint="default"/>
+        <w:sz w:val="20"/>
+      </w:rPr>
+    </w:lvl>
+    <w:lvl w:ilvl="2" w:tentative="1">
+      <w:start w:val="1"/>
+      <w:numFmt w:val="decimal"/>
+      <w:lvlText w:val="%3."/>
+      <w:lvlJc w:val="left"/>
+      <w:pPr>
+        <w:tabs>
+          <w:tab w:val="num" w:pos="2160"/>
+        </w:tabs>
+        <w:ind w:left="2160" w:hanging="360"/>
+      </w:pPr>
+    </w:lvl>
+    <w:lvl w:ilvl="3" w:tentative="1">
+      <w:start w:val="1"/>
+      <w:numFmt w:val="decimal"/>
+      <w:lvlText w:val="%4."/>
+      <w:lvlJc w:val="left"/>
+      <w:pPr>
+        <w:tabs>
+          <w:tab w:val="num" w:pos="2880"/>
+        </w:tabs>
+        <w:ind w:left="2880" w:hanging="360"/>
+      </w:pPr>
+    </w:lvl>
+    <w:lvl w:ilvl="4" w:tentative="1">
+      <w:start w:val="1"/>
+      <w:numFmt w:val="decimal"/>
+      <w:lvlText w:val="%5."/>
+      <w:lvlJc w:val="left"/>
+      <w:pPr>
+        <w:tabs>
+          <w:tab w:val="num" w:pos="3600"/>
+        </w:tabs>
+        <w:ind w:left="3600" w:hanging="360"/>
+      </w:pPr>
+    </w:lvl>
+    <w:lvl w:ilvl="5" w:tentative="1">
+      <w:start w:val="1"/>
+      <w:numFmt w:val="decimal"/>
+      <w:lvlText w:val="%6."/>
+      <w:lvlJc w:val="left"/>
+      <w:pPr>
+        <w:tabs>
+          <w:tab w:val="num" w:pos="4320"/>
+        </w:tabs>
+        <w:ind w:left="4320" w:hanging="360"/>
+      </w:pPr>
+    </w:lvl>
+    <w:lvl w:ilvl="6" w:tentative="1">
+      <w:start w:val="1"/>
+      <w:numFmt w:val="decimal"/>
+      <w:lvlText w:val="%7."/>
+      <w:lvlJc w:val="left"/>
+      <w:pPr>
+        <w:tabs>
+          <w:tab w:val="num" w:pos="5040"/>
+        </w:tabs>
+        <w:ind w:left="5040" w:hanging="360"/>
+      </w:pPr>
+    </w:lvl>
+    <w:lvl w:ilvl="7" w:tentative="1">
+      <w:start w:val="1"/>
+      <w:numFmt w:val="decimal"/>
+      <w:lvlText w:val="%8."/>
+      <w:lvlJc w:val="left"/>
+      <w:pPr>
+        <w:tabs>
+          <w:tab w:val="num" w:pos="5760"/>
+        </w:tabs>
+        <w:ind w:left="5760" w:hanging="360"/>
+      </w:pPr>
+    </w:lvl>
+    <w:lvl w:ilvl="8" w:tentative="1">
+      <w:start w:val="1"/>
+      <w:numFmt w:val="decimal"/>
+      <w:lvlText w:val="%9."/>
+      <w:lvlJc w:val="left"/>
+      <w:pPr>
+        <w:tabs>
+          <w:tab w:val="num" w:pos="6480"/>
+        </w:tabs>
+        <w:ind w:left="6480" w:hanging="360"/>
+      </w:pPr>
+    </w:lvl>
+  </w:abstractNum>
+  <w:abstractNum w:abstractNumId="2" w15:restartNumberingAfterBreak="0">
+    <w:nsid w:val="7B007B6F"/>
+    <w:multiLevelType w:val="multilevel"/>
+    <w:tmpl w:val="5A92FBC4"/>
+    <w:lvl w:ilvl="0">
+      <w:start w:val="1"/>
+      <w:numFmt w:val="decimal"/>
+      <w:lvlText w:val="%1."/>
+      <w:lvlJc w:val="left"/>
+      <w:pPr>
+        <w:tabs>
+          <w:tab w:val="num" w:pos="720"/>
+        </w:tabs>
+        <w:ind w:left="720" w:hanging="360"/>
+      </w:pPr>
+    </w:lvl>
+    <w:lvl w:ilvl="1">
+      <w:start w:val="1"/>
+      <w:numFmt w:val="bullet"/>
+      <w:lvlText w:val="o"/>
+      <w:lvlJc w:val="left"/>
+      <w:pPr>
+        <w:tabs>
+          <w:tab w:val="num" w:pos="1440"/>
+        </w:tabs>
+        <w:ind w:left="1440" w:hanging="360"/>
+      </w:pPr>
+      <w:rPr>
+        <w:rFonts w:ascii="Courier New" w:hAnsi="Courier New" w:hint="default"/>
+        <w:sz w:val="20"/>
+      </w:rPr>
+    </w:lvl>
+    <w:lvl w:ilvl="2" w:tentative="1">
+      <w:start w:val="1"/>
+      <w:numFmt w:val="decimal"/>
+      <w:lvlText w:val="%3."/>
+      <w:lvlJc w:val="left"/>
+      <w:pPr>
+        <w:tabs>
+          <w:tab w:val="num" w:pos="2160"/>
+        </w:tabs>
+        <w:ind w:left="2160" w:hanging="360"/>
+      </w:pPr>
+    </w:lvl>
+    <w:lvl w:ilvl="3" w:tentative="1">
+      <w:start w:val="1"/>
+      <w:numFmt w:val="decimal"/>
+      <w:lvlText w:val="%4."/>
+      <w:lvlJc w:val="left"/>
+      <w:pPr>
+        <w:tabs>
+          <w:tab w:val="num" w:pos="2880"/>
+        </w:tabs>
+        <w:ind w:left="2880" w:hanging="360"/>
+      </w:pPr>
+    </w:lvl>
+    <w:lvl w:ilvl="4" w:tentative="1">
+      <w:start w:val="1"/>
+      <w:numFmt w:val="decimal"/>
+      <w:lvlText w:val="%5."/>
+      <w:lvlJc w:val="left"/>
+      <w:pPr>
+        <w:tabs>
+          <w:tab w:val="num" w:pos="3600"/>
+        </w:tabs>
+        <w:ind w:left="3600" w:hanging="360"/>
+      </w:pPr>
+    </w:lvl>
+    <w:lvl w:ilvl="5" w:tentative="1">
+      <w:start w:val="1"/>
+      <w:numFmt w:val="decimal"/>
+      <w:lvlText w:val="%6."/>
+      <w:lvlJc w:val="left"/>
+      <w:pPr>
+        <w:tabs>
+          <w:tab w:val="num" w:pos="4320"/>
+        </w:tabs>
+        <w:ind w:left="4320" w:hanging="360"/>
+      </w:pPr>
+    </w:lvl>
+    <w:lvl w:ilvl="6" w:tentative="1">
+      <w:start w:val="1"/>
+      <w:numFmt w:val="decimal"/>
+      <w:lvlText w:val="%7."/>
+      <w:lvlJc w:val="left"/>
+      <w:pPr>
+        <w:tabs>
+          <w:tab w:val="num" w:pos="5040"/>
+        </w:tabs>
+        <w:ind w:left="5040" w:hanging="360"/>
+      </w:pPr>
+    </w:lvl>
+    <w:lvl w:ilvl="7" w:tentative="1">
+      <w:start w:val="1"/>
+      <w:numFmt w:val="decimal"/>
+      <w:lvlText w:val="%8."/>
+      <w:lvlJc w:val="left"/>
+      <w:pPr>
+        <w:tabs>
+          <w:tab w:val="num" w:pos="5760"/>
+        </w:tabs>
+        <w:ind w:left="5760" w:hanging="360"/>
+      </w:pPr>
+    </w:lvl>
+    <w:lvl w:ilvl="8" w:tentative="1">
+      <w:start w:val="1"/>
+      <w:numFmt w:val="decimal"/>
+      <w:lvlText w:val="%9."/>
+      <w:lvlJc w:val="left"/>
+      <w:pPr>
+        <w:tabs>
+          <w:tab w:val="num" w:pos="6480"/>
+        </w:tabs>
+        <w:ind w:left="6480" w:hanging="360"/>
+      </w:pPr>
+    </w:lvl>
+  </w:abstractNum>
+  <w:num w:numId="1" w16cid:durableId="213658838">
+    <w:abstractNumId w:val="2"/>
+  </w:num>
+  <w:num w:numId="2" w16cid:durableId="414058639">
+    <w:abstractNumId w:val="1"/>
+  </w:num>
+  <w:num w:numId="3" w16cid:durableId="346712461">
+    <w:abstractNumId w:val="0"/>
+  </w:num>
+</w:numbering>
 </file>
 
 <file path=word/styles.xml><?xml version="1.0" encoding="utf-8"?>
@@ -4718,6 +5545,17 @@
       </w:tblCellMar>
     </w:tblPr>
   </w:style>
+  <w:style w:type="character" w:styleId="Hyperlink">
+    <w:name w:val="Hyperlink"/>
+    <w:basedOn w:val="DefaultParagraphFont"/>
+    <w:uiPriority w:val="99"/>
+    <w:unhideWhenUsed/>
+    <w:rsid w:val="00324753"/>
+    <w:rPr>
+      <w:color w:val="0563C1" w:themeColor="hyperlink"/>
+      <w:u w:val="single"/>
+    </w:rPr>
+  </w:style>
 </w:styles>
 </file>
 

--- a/Project report.docx
+++ b/Project report.docx
@@ -1009,7 +1009,7 @@
     </w:p>
     <w:tbl>
       <w:tblPr>
-        <w:tblW w:w="16585" w:type="dxa"/>
+        <w:tblW w:w="14351" w:type="dxa"/>
         <w:tblInd w:w="-572" w:type="dxa"/>
         <w:tblBorders>
           <w:top w:val="single" w:sz="4" w:space="0" w:color="auto"/>
@@ -1027,7 +1027,6 @@
         <w:gridCol w:w="3493"/>
         <w:gridCol w:w="2621"/>
         <w:gridCol w:w="3665"/>
-        <w:gridCol w:w="2234"/>
         <w:gridCol w:w="3456"/>
       </w:tblGrid>
       <w:tr>
@@ -1164,38 +1163,6 @@
         </w:tc>
         <w:tc>
           <w:tcPr>
-            <w:tcW w:w="2234" w:type="dxa"/>
-            <w:vAlign w:val="center"/>
-            <w:hideMark/>
-          </w:tcPr>
-          <w:p>
-            <w:pPr>
-              <w:spacing w:after="0" w:line="240" w:lineRule="auto"/>
-              <w:jc w:val="center"/>
-              <w:rPr>
-                <w:rFonts w:ascii="Arial" w:eastAsia="Times New Roman" w:hAnsi="Arial" w:cs="Arial"/>
-                <w:b/>
-                <w:bCs/>
-                <w:color w:val="000000"/>
-                <w:kern w:val="0"/>
-                <w14:ligatures w14:val="none"/>
-              </w:rPr>
-            </w:pPr>
-            <w:r>
-              <w:rPr>
-                <w:rFonts w:ascii="Arial" w:eastAsia="Times New Roman" w:hAnsi="Arial" w:cs="Arial"/>
-                <w:b/>
-                <w:bCs/>
-                <w:color w:val="000000"/>
-                <w:kern w:val="0"/>
-                <w14:ligatures w14:val="none"/>
-              </w:rPr>
-              <w:t>Actual Result</w:t>
-            </w:r>
-          </w:p>
-        </w:tc>
-        <w:tc>
-          <w:tcPr>
             <w:tcW w:w="3456" w:type="dxa"/>
             <w:vAlign w:val="center"/>
             <w:hideMark/>
@@ -1307,13 +1274,33 @@
                 <w14:ligatures w14:val="none"/>
               </w:rPr>
             </w:pPr>
-            <w:r>
-              <w:rPr>
-                <w:rFonts w:ascii="Arial" w:eastAsia="Times New Roman" w:hAnsi="Arial" w:cs="Arial"/>
-                <w:kern w:val="0"/>
-                <w14:ligatures w14:val="none"/>
-              </w:rPr>
-              <w:t>calculateFinalMark()</w:t>
+            <w:proofErr w:type="spellStart"/>
+            <w:proofErr w:type="gramStart"/>
+            <w:r>
+              <w:rPr>
+                <w:rFonts w:ascii="Arial" w:eastAsia="Times New Roman" w:hAnsi="Arial" w:cs="Arial"/>
+                <w:kern w:val="0"/>
+                <w14:ligatures w14:val="none"/>
+              </w:rPr>
+              <w:t>calculateFinalMark</w:t>
+            </w:r>
+            <w:proofErr w:type="spellEnd"/>
+            <w:r>
+              <w:rPr>
+                <w:rFonts w:ascii="Arial" w:eastAsia="Times New Roman" w:hAnsi="Arial" w:cs="Arial"/>
+                <w:kern w:val="0"/>
+                <w14:ligatures w14:val="none"/>
+              </w:rPr>
+              <w:t>(</w:t>
+            </w:r>
+            <w:proofErr w:type="gramEnd"/>
+            <w:r>
+              <w:rPr>
+                <w:rFonts w:ascii="Arial" w:eastAsia="Times New Roman" w:hAnsi="Arial" w:cs="Arial"/>
+                <w:kern w:val="0"/>
+                <w14:ligatures w14:val="none"/>
+              </w:rPr>
+              <w:t>)</w:t>
             </w:r>
           </w:p>
         </w:tc>
@@ -1339,31 +1326,6 @@
                 <w14:ligatures w14:val="none"/>
               </w:rPr>
               <w:t>Semester mark should be 40% and exam should be 60%</w:t>
-            </w:r>
-          </w:p>
-        </w:tc>
-        <w:tc>
-          <w:tcPr>
-            <w:tcW w:w="2234" w:type="dxa"/>
-            <w:vAlign w:val="center"/>
-            <w:hideMark/>
-          </w:tcPr>
-          <w:p>
-            <w:pPr>
-              <w:spacing w:after="0" w:line="240" w:lineRule="auto"/>
-              <w:rPr>
-                <w:rFonts w:ascii="Arial" w:eastAsia="Times New Roman" w:hAnsi="Arial" w:cs="Arial"/>
-                <w:kern w:val="0"/>
-                <w14:ligatures w14:val="none"/>
-              </w:rPr>
-            </w:pPr>
-            <w:r>
-              <w:rPr>
-                <w:rFonts w:ascii="Arial" w:eastAsia="Times New Roman" w:hAnsi="Arial" w:cs="Arial"/>
-                <w:kern w:val="0"/>
-                <w14:ligatures w14:val="none"/>
-              </w:rPr>
-              <w:t>Nothing happens when clicked</w:t>
             </w:r>
           </w:p>
         </w:tc>
@@ -1461,13 +1423,33 @@
                 <w14:ligatures w14:val="none"/>
               </w:rPr>
             </w:pPr>
-            <w:r>
-              <w:rPr>
-                <w:rFonts w:ascii="Arial" w:eastAsia="Times New Roman" w:hAnsi="Arial" w:cs="Arial"/>
-                <w:kern w:val="0"/>
-                <w14:ligatures w14:val="none"/>
-              </w:rPr>
-              <w:t>determineGrade()</w:t>
+            <w:proofErr w:type="spellStart"/>
+            <w:proofErr w:type="gramStart"/>
+            <w:r>
+              <w:rPr>
+                <w:rFonts w:ascii="Arial" w:eastAsia="Times New Roman" w:hAnsi="Arial" w:cs="Arial"/>
+                <w:kern w:val="0"/>
+                <w14:ligatures w14:val="none"/>
+              </w:rPr>
+              <w:t>determineGrade</w:t>
+            </w:r>
+            <w:proofErr w:type="spellEnd"/>
+            <w:r>
+              <w:rPr>
+                <w:rFonts w:ascii="Arial" w:eastAsia="Times New Roman" w:hAnsi="Arial" w:cs="Arial"/>
+                <w:kern w:val="0"/>
+                <w14:ligatures w14:val="none"/>
+              </w:rPr>
+              <w:t>(</w:t>
+            </w:r>
+            <w:proofErr w:type="gramEnd"/>
+            <w:r>
+              <w:rPr>
+                <w:rFonts w:ascii="Arial" w:eastAsia="Times New Roman" w:hAnsi="Arial" w:cs="Arial"/>
+                <w:kern w:val="0"/>
+                <w14:ligatures w14:val="none"/>
+              </w:rPr>
+              <w:t>)</w:t>
             </w:r>
           </w:p>
         </w:tc>
@@ -1493,31 +1475,6 @@
                 <w14:ligatures w14:val="none"/>
               </w:rPr>
               <w:t>Distinction should be &gt;= 80</w:t>
-            </w:r>
-          </w:p>
-        </w:tc>
-        <w:tc>
-          <w:tcPr>
-            <w:tcW w:w="2234" w:type="dxa"/>
-            <w:vAlign w:val="center"/>
-            <w:hideMark/>
-          </w:tcPr>
-          <w:p>
-            <w:pPr>
-              <w:spacing w:after="0" w:line="240" w:lineRule="auto"/>
-              <w:rPr>
-                <w:rFonts w:ascii="Arial" w:eastAsia="Times New Roman" w:hAnsi="Arial" w:cs="Arial"/>
-                <w:kern w:val="0"/>
-                <w14:ligatures w14:val="none"/>
-              </w:rPr>
-            </w:pPr>
-            <w:r>
-              <w:rPr>
-                <w:rFonts w:ascii="Arial" w:eastAsia="Times New Roman" w:hAnsi="Arial" w:cs="Arial"/>
-                <w:kern w:val="0"/>
-                <w14:ligatures w14:val="none"/>
-              </w:rPr>
-              <w:t>Page loads slowly</w:t>
             </w:r>
           </w:p>
         </w:tc>
@@ -1615,13 +1572,33 @@
                 <w14:ligatures w14:val="none"/>
               </w:rPr>
             </w:pPr>
-            <w:r>
-              <w:rPr>
-                <w:rFonts w:ascii="Arial" w:eastAsia="Times New Roman" w:hAnsi="Arial" w:cs="Arial"/>
-                <w:kern w:val="0"/>
-                <w14:ligatures w14:val="none"/>
-              </w:rPr>
-              <w:t>hasExamAdmission()</w:t>
+            <w:proofErr w:type="spellStart"/>
+            <w:proofErr w:type="gramStart"/>
+            <w:r>
+              <w:rPr>
+                <w:rFonts w:ascii="Arial" w:eastAsia="Times New Roman" w:hAnsi="Arial" w:cs="Arial"/>
+                <w:kern w:val="0"/>
+                <w14:ligatures w14:val="none"/>
+              </w:rPr>
+              <w:t>hasExamAdmission</w:t>
+            </w:r>
+            <w:proofErr w:type="spellEnd"/>
+            <w:r>
+              <w:rPr>
+                <w:rFonts w:ascii="Arial" w:eastAsia="Times New Roman" w:hAnsi="Arial" w:cs="Arial"/>
+                <w:kern w:val="0"/>
+                <w14:ligatures w14:val="none"/>
+              </w:rPr>
+              <w:t>(</w:t>
+            </w:r>
+            <w:proofErr w:type="gramEnd"/>
+            <w:r>
+              <w:rPr>
+                <w:rFonts w:ascii="Arial" w:eastAsia="Times New Roman" w:hAnsi="Arial" w:cs="Arial"/>
+                <w:kern w:val="0"/>
+                <w14:ligatures w14:val="none"/>
+              </w:rPr>
+              <w:t>)</w:t>
             </w:r>
           </w:p>
         </w:tc>
@@ -1652,31 +1629,6 @@
         </w:tc>
         <w:tc>
           <w:tcPr>
-            <w:tcW w:w="2234" w:type="dxa"/>
-            <w:vAlign w:val="center"/>
-            <w:hideMark/>
-          </w:tcPr>
-          <w:p>
-            <w:pPr>
-              <w:spacing w:after="0" w:line="240" w:lineRule="auto"/>
-              <w:rPr>
-                <w:rFonts w:ascii="Arial" w:eastAsia="Times New Roman" w:hAnsi="Arial" w:cs="Arial"/>
-                <w:kern w:val="0"/>
-                <w14:ligatures w14:val="none"/>
-              </w:rPr>
-            </w:pPr>
-            <w:r>
-              <w:rPr>
-                <w:rFonts w:ascii="Arial" w:eastAsia="Times New Roman" w:hAnsi="Arial" w:cs="Arial"/>
-                <w:kern w:val="0"/>
-                <w14:ligatures w14:val="none"/>
-              </w:rPr>
-              <w:t>Incorrect total appears</w:t>
-            </w:r>
-          </w:p>
-        </w:tc>
-        <w:tc>
-          <w:tcPr>
             <w:tcW w:w="3456" w:type="dxa"/>
             <w:vAlign w:val="center"/>
             <w:hideMark/>
@@ -1694,7 +1646,21 @@
               <w:rPr>
                 <w:rFonts w:ascii="Arial" w:eastAsia="Arial" w:hAnsi="Arial" w:cs="Arial"/>
               </w:rPr>
-              <w:t>Changed condition to semesterMark &gt;= 40</w:t>
+              <w:t xml:space="preserve">Changed condition to </w:t>
+            </w:r>
+            <w:proofErr w:type="spellStart"/>
+            <w:r>
+              <w:rPr>
+                <w:rFonts w:ascii="Arial" w:eastAsia="Arial" w:hAnsi="Arial" w:cs="Arial"/>
+              </w:rPr>
+              <w:t>semesterMark</w:t>
+            </w:r>
+            <w:proofErr w:type="spellEnd"/>
+            <w:r>
+              <w:rPr>
+                <w:rFonts w:ascii="Arial" w:eastAsia="Arial" w:hAnsi="Arial" w:cs="Arial"/>
+              </w:rPr>
+              <w:t xml:space="preserve"> &gt;= 40</w:t>
             </w:r>
           </w:p>
         </w:tc>
@@ -1769,13 +1735,33 @@
                 <w14:ligatures w14:val="none"/>
               </w:rPr>
             </w:pPr>
-            <w:r>
-              <w:rPr>
-                <w:rFonts w:ascii="Arial" w:eastAsia="Times New Roman" w:hAnsi="Arial" w:cs="Arial"/>
-                <w:kern w:val="0"/>
-                <w14:ligatures w14:val="none"/>
-              </w:rPr>
-              <w:t>calculateClassAverage()</w:t>
+            <w:proofErr w:type="spellStart"/>
+            <w:proofErr w:type="gramStart"/>
+            <w:r>
+              <w:rPr>
+                <w:rFonts w:ascii="Arial" w:eastAsia="Times New Roman" w:hAnsi="Arial" w:cs="Arial"/>
+                <w:kern w:val="0"/>
+                <w14:ligatures w14:val="none"/>
+              </w:rPr>
+              <w:t>calculateClassAverage</w:t>
+            </w:r>
+            <w:proofErr w:type="spellEnd"/>
+            <w:r>
+              <w:rPr>
+                <w:rFonts w:ascii="Arial" w:eastAsia="Times New Roman" w:hAnsi="Arial" w:cs="Arial"/>
+                <w:kern w:val="0"/>
+                <w14:ligatures w14:val="none"/>
+              </w:rPr>
+              <w:t>(</w:t>
+            </w:r>
+            <w:proofErr w:type="gramEnd"/>
+            <w:r>
+              <w:rPr>
+                <w:rFonts w:ascii="Arial" w:eastAsia="Times New Roman" w:hAnsi="Arial" w:cs="Arial"/>
+                <w:kern w:val="0"/>
+                <w14:ligatures w14:val="none"/>
+              </w:rPr>
+              <w:t>)</w:t>
             </w:r>
           </w:p>
         </w:tc>
@@ -1800,33 +1786,40 @@
                 <w:kern w:val="0"/>
                 <w14:ligatures w14:val="none"/>
               </w:rPr>
-              <w:t>Divides by (marks.length + 1) instead of marks.length</w:t>
-            </w:r>
-          </w:p>
-        </w:tc>
-        <w:tc>
-          <w:tcPr>
-            <w:tcW w:w="2234" w:type="dxa"/>
-            <w:vAlign w:val="center"/>
-            <w:hideMark/>
-          </w:tcPr>
-          <w:p>
-            <w:pPr>
-              <w:spacing w:after="0" w:line="240" w:lineRule="auto"/>
-              <w:rPr>
-                <w:rFonts w:ascii="Arial" w:eastAsia="Times New Roman" w:hAnsi="Arial" w:cs="Arial"/>
-                <w:kern w:val="0"/>
-                <w14:ligatures w14:val="none"/>
-              </w:rPr>
-            </w:pPr>
-            <w:r>
-              <w:rPr>
-                <w:rFonts w:ascii="Arial" w:eastAsia="Times New Roman" w:hAnsi="Arial" w:cs="Arial"/>
-                <w:kern w:val="0"/>
-                <w14:ligatures w14:val="none"/>
-              </w:rPr>
-              <w:t>Broken image icon appears</w:t>
-            </w:r>
+              <w:t>Divides by (</w:t>
+            </w:r>
+            <w:proofErr w:type="spellStart"/>
+            <w:proofErr w:type="gramStart"/>
+            <w:r>
+              <w:rPr>
+                <w:rFonts w:ascii="Arial" w:eastAsia="Times New Roman" w:hAnsi="Arial" w:cs="Arial"/>
+                <w:kern w:val="0"/>
+                <w14:ligatures w14:val="none"/>
+              </w:rPr>
+              <w:t>marks.length</w:t>
+            </w:r>
+            <w:proofErr w:type="spellEnd"/>
+            <w:proofErr w:type="gramEnd"/>
+            <w:r>
+              <w:rPr>
+                <w:rFonts w:ascii="Arial" w:eastAsia="Times New Roman" w:hAnsi="Arial" w:cs="Arial"/>
+                <w:kern w:val="0"/>
+                <w14:ligatures w14:val="none"/>
+              </w:rPr>
+              <w:t xml:space="preserve"> + 1) instead of </w:t>
+            </w:r>
+            <w:proofErr w:type="spellStart"/>
+            <w:proofErr w:type="gramStart"/>
+            <w:r>
+              <w:rPr>
+                <w:rFonts w:ascii="Arial" w:eastAsia="Times New Roman" w:hAnsi="Arial" w:cs="Arial"/>
+                <w:kern w:val="0"/>
+                <w14:ligatures w14:val="none"/>
+              </w:rPr>
+              <w:t>marks.length</w:t>
+            </w:r>
+            <w:proofErr w:type="spellEnd"/>
+            <w:proofErr w:type="gramEnd"/>
           </w:p>
         </w:tc>
         <w:tc>
@@ -1868,12 +1861,16 @@
               </w:rPr>
               <w:t xml:space="preserve"> </w:t>
             </w:r>
+            <w:proofErr w:type="spellStart"/>
+            <w:proofErr w:type="gramStart"/>
             <w:r>
               <w:rPr>
                 <w:rFonts w:ascii="Arial" w:eastAsia="Arial" w:hAnsi="Arial" w:cs="Arial"/>
               </w:rPr>
               <w:t>marks.length</w:t>
             </w:r>
+            <w:proofErr w:type="spellEnd"/>
+            <w:proofErr w:type="gramEnd"/>
           </w:p>
         </w:tc>
       </w:tr>
@@ -1948,13 +1945,33 @@
                 <w14:ligatures w14:val="none"/>
               </w:rPr>
             </w:pPr>
-            <w:r>
-              <w:rPr>
-                <w:rFonts w:ascii="Arial" w:eastAsia="Times New Roman" w:hAnsi="Arial" w:cs="Arial"/>
-                <w:kern w:val="0"/>
-                <w14:ligatures w14:val="none"/>
-              </w:rPr>
-              <w:t>calculatePassRate()</w:t>
+            <w:proofErr w:type="spellStart"/>
+            <w:proofErr w:type="gramStart"/>
+            <w:r>
+              <w:rPr>
+                <w:rFonts w:ascii="Arial" w:eastAsia="Times New Roman" w:hAnsi="Arial" w:cs="Arial"/>
+                <w:kern w:val="0"/>
+                <w14:ligatures w14:val="none"/>
+              </w:rPr>
+              <w:t>calculatePassRate</w:t>
+            </w:r>
+            <w:proofErr w:type="spellEnd"/>
+            <w:r>
+              <w:rPr>
+                <w:rFonts w:ascii="Arial" w:eastAsia="Times New Roman" w:hAnsi="Arial" w:cs="Arial"/>
+                <w:kern w:val="0"/>
+                <w14:ligatures w14:val="none"/>
+              </w:rPr>
+              <w:t>(</w:t>
+            </w:r>
+            <w:proofErr w:type="gramEnd"/>
+            <w:r>
+              <w:rPr>
+                <w:rFonts w:ascii="Arial" w:eastAsia="Times New Roman" w:hAnsi="Arial" w:cs="Arial"/>
+                <w:kern w:val="0"/>
+                <w14:ligatures w14:val="none"/>
+              </w:rPr>
+              <w:t>)</w:t>
             </w:r>
           </w:p>
         </w:tc>
@@ -1980,32 +1997,6 @@
                 <w14:ligatures w14:val="none"/>
               </w:rPr>
               <w:t>Returns the pass rate multiplied by 100</w:t>
-            </w:r>
-          </w:p>
-        </w:tc>
-        <w:tc>
-          <w:tcPr>
-            <w:tcW w:w="2234" w:type="dxa"/>
-            <w:noWrap/>
-            <w:vAlign w:val="bottom"/>
-            <w:hideMark/>
-          </w:tcPr>
-          <w:p>
-            <w:pPr>
-              <w:spacing w:after="0" w:line="240" w:lineRule="auto"/>
-              <w:rPr>
-                <w:rFonts w:ascii="Arial" w:eastAsia="Times New Roman" w:hAnsi="Arial" w:cs="Arial"/>
-                <w:kern w:val="0"/>
-                <w14:ligatures w14:val="none"/>
-              </w:rPr>
-            </w:pPr>
-            <w:r>
-              <w:rPr>
-                <w:rFonts w:ascii="Arial" w:eastAsia="Times New Roman" w:hAnsi="Arial" w:cs="Arial"/>
-                <w:kern w:val="0"/>
-                <w14:ligatures w14:val="none"/>
-              </w:rPr>
-              <w:t>calculation divides by total</w:t>
             </w:r>
           </w:p>
         </w:tc>
@@ -2104,13 +2095,33 @@
                 <w14:ligatures w14:val="none"/>
               </w:rPr>
             </w:pPr>
-            <w:r>
-              <w:rPr>
-                <w:rFonts w:ascii="Arial" w:eastAsia="Times New Roman" w:hAnsi="Arial" w:cs="Arial"/>
-                <w:kern w:val="0"/>
-                <w14:ligatures w14:val="none"/>
-              </w:rPr>
-              <w:t>findHighestMark()</w:t>
+            <w:proofErr w:type="spellStart"/>
+            <w:proofErr w:type="gramStart"/>
+            <w:r>
+              <w:rPr>
+                <w:rFonts w:ascii="Arial" w:eastAsia="Times New Roman" w:hAnsi="Arial" w:cs="Arial"/>
+                <w:kern w:val="0"/>
+                <w14:ligatures w14:val="none"/>
+              </w:rPr>
+              <w:t>findHighestMark</w:t>
+            </w:r>
+            <w:proofErr w:type="spellEnd"/>
+            <w:r>
+              <w:rPr>
+                <w:rFonts w:ascii="Arial" w:eastAsia="Times New Roman" w:hAnsi="Arial" w:cs="Arial"/>
+                <w:kern w:val="0"/>
+                <w14:ligatures w14:val="none"/>
+              </w:rPr>
+              <w:t>(</w:t>
+            </w:r>
+            <w:proofErr w:type="gramEnd"/>
+            <w:r>
+              <w:rPr>
+                <w:rFonts w:ascii="Arial" w:eastAsia="Times New Roman" w:hAnsi="Arial" w:cs="Arial"/>
+                <w:kern w:val="0"/>
+                <w14:ligatures w14:val="none"/>
+              </w:rPr>
+              <w:t>)</w:t>
             </w:r>
           </w:p>
         </w:tc>
@@ -2141,31 +2152,6 @@
         </w:tc>
         <w:tc>
           <w:tcPr>
-            <w:tcW w:w="2234" w:type="dxa"/>
-            <w:vAlign w:val="center"/>
-            <w:hideMark/>
-          </w:tcPr>
-          <w:p>
-            <w:pPr>
-              <w:spacing w:after="0" w:line="240" w:lineRule="auto"/>
-              <w:rPr>
-                <w:rFonts w:ascii="Arial" w:eastAsia="Times New Roman" w:hAnsi="Arial" w:cs="Arial"/>
-                <w:kern w:val="0"/>
-                <w14:ligatures w14:val="none"/>
-              </w:rPr>
-            </w:pPr>
-            <w:r>
-              <w:rPr>
-                <w:rFonts w:ascii="Arial" w:eastAsia="Times New Roman" w:hAnsi="Arial" w:cs="Arial"/>
-                <w:kern w:val="0"/>
-                <w14:ligatures w14:val="none"/>
-              </w:rPr>
-              <w:t>returns the lowest mark</w:t>
-            </w:r>
-          </w:p>
-        </w:tc>
-        <w:tc>
-          <w:tcPr>
             <w:tcW w:w="3456" w:type="dxa"/>
             <w:vAlign w:val="center"/>
             <w:hideMark/>
@@ -2183,7 +2169,21 @@
               <w:rPr>
                 <w:rFonts w:ascii="Arial" w:eastAsia="Arial" w:hAnsi="Arial" w:cs="Arial"/>
               </w:rPr>
-              <w:t>Changed comparison to marks[i] &gt; highest</w:t>
+              <w:t>Changed comparison to marks[</w:t>
+            </w:r>
+            <w:proofErr w:type="spellStart"/>
+            <w:r>
+              <w:rPr>
+                <w:rFonts w:ascii="Arial" w:eastAsia="Arial" w:hAnsi="Arial" w:cs="Arial"/>
+              </w:rPr>
+              <w:t>i</w:t>
+            </w:r>
+            <w:proofErr w:type="spellEnd"/>
+            <w:r>
+              <w:rPr>
+                <w:rFonts w:ascii="Arial" w:eastAsia="Arial" w:hAnsi="Arial" w:cs="Arial"/>
+              </w:rPr>
+              <w:t>] &gt; highest</w:t>
             </w:r>
           </w:p>
         </w:tc>
@@ -2259,13 +2259,33 @@
                 <w14:ligatures w14:val="none"/>
               </w:rPr>
             </w:pPr>
-            <w:r>
-              <w:rPr>
-                <w:rFonts w:ascii="Arial" w:eastAsia="Times New Roman" w:hAnsi="Arial" w:cs="Arial"/>
-                <w:kern w:val="0"/>
-                <w14:ligatures w14:val="none"/>
-              </w:rPr>
-              <w:t>qualifiesForSupplementary()</w:t>
+            <w:proofErr w:type="spellStart"/>
+            <w:proofErr w:type="gramStart"/>
+            <w:r>
+              <w:rPr>
+                <w:rFonts w:ascii="Arial" w:eastAsia="Times New Roman" w:hAnsi="Arial" w:cs="Arial"/>
+                <w:kern w:val="0"/>
+                <w14:ligatures w14:val="none"/>
+              </w:rPr>
+              <w:t>qualifiesForSupplementary</w:t>
+            </w:r>
+            <w:proofErr w:type="spellEnd"/>
+            <w:r>
+              <w:rPr>
+                <w:rFonts w:ascii="Arial" w:eastAsia="Times New Roman" w:hAnsi="Arial" w:cs="Arial"/>
+                <w:kern w:val="0"/>
+                <w14:ligatures w14:val="none"/>
+              </w:rPr>
+              <w:t>(</w:t>
+            </w:r>
+            <w:proofErr w:type="gramEnd"/>
+            <w:r>
+              <w:rPr>
+                <w:rFonts w:ascii="Arial" w:eastAsia="Times New Roman" w:hAnsi="Arial" w:cs="Arial"/>
+                <w:kern w:val="0"/>
+                <w14:ligatures w14:val="none"/>
+              </w:rPr>
+              <w:t>)</w:t>
             </w:r>
           </w:p>
         </w:tc>
@@ -2296,31 +2316,6 @@
         </w:tc>
         <w:tc>
           <w:tcPr>
-            <w:tcW w:w="2234" w:type="dxa"/>
-            <w:vAlign w:val="center"/>
-            <w:hideMark/>
-          </w:tcPr>
-          <w:p>
-            <w:pPr>
-              <w:spacing w:after="0" w:line="240" w:lineRule="auto"/>
-              <w:rPr>
-                <w:rFonts w:ascii="Arial" w:eastAsia="Times New Roman" w:hAnsi="Arial" w:cs="Arial"/>
-                <w:kern w:val="0"/>
-                <w14:ligatures w14:val="none"/>
-              </w:rPr>
-            </w:pPr>
-            <w:r>
-              <w:rPr>
-                <w:rFonts w:ascii="Arial" w:eastAsia="Times New Roman" w:hAnsi="Arial" w:cs="Arial"/>
-                <w:kern w:val="0"/>
-                <w14:ligatures w14:val="none"/>
-              </w:rPr>
-              <w:t>Checks from 40 to 44</w:t>
-            </w:r>
-          </w:p>
-        </w:tc>
-        <w:tc>
-          <w:tcPr>
             <w:tcW w:w="3456" w:type="dxa"/>
             <w:vAlign w:val="center"/>
             <w:hideMark/>
@@ -2338,7 +2333,35 @@
               <w:rPr>
                 <w:rFonts w:ascii="Arial" w:eastAsia="Arial" w:hAnsi="Arial" w:cs="Arial"/>
               </w:rPr>
-              <w:t>Changed to: finalMark &gt;= 45 &amp;&amp; finalMark &lt;= 49</w:t>
+              <w:t xml:space="preserve">Changed to: </w:t>
+            </w:r>
+            <w:proofErr w:type="spellStart"/>
+            <w:r>
+              <w:rPr>
+                <w:rFonts w:ascii="Arial" w:eastAsia="Arial" w:hAnsi="Arial" w:cs="Arial"/>
+              </w:rPr>
+              <w:t>finalMark</w:t>
+            </w:r>
+            <w:proofErr w:type="spellEnd"/>
+            <w:r>
+              <w:rPr>
+                <w:rFonts w:ascii="Arial" w:eastAsia="Arial" w:hAnsi="Arial" w:cs="Arial"/>
+              </w:rPr>
+              <w:t xml:space="preserve"> &gt;= 45 &amp;&amp; </w:t>
+            </w:r>
+            <w:proofErr w:type="spellStart"/>
+            <w:r>
+              <w:rPr>
+                <w:rFonts w:ascii="Arial" w:eastAsia="Arial" w:hAnsi="Arial" w:cs="Arial"/>
+              </w:rPr>
+              <w:t>finalMark</w:t>
+            </w:r>
+            <w:proofErr w:type="spellEnd"/>
+            <w:r>
+              <w:rPr>
+                <w:rFonts w:ascii="Arial" w:eastAsia="Arial" w:hAnsi="Arial" w:cs="Arial"/>
+              </w:rPr>
+              <w:t xml:space="preserve"> &lt;= 49</w:t>
             </w:r>
           </w:p>
         </w:tc>
@@ -2414,13 +2437,33 @@
                 <w14:ligatures w14:val="none"/>
               </w:rPr>
             </w:pPr>
-            <w:r>
-              <w:rPr>
-                <w:rFonts w:ascii="Arial" w:eastAsia="Times New Roman" w:hAnsi="Arial" w:cs="Arial"/>
-                <w:kern w:val="0"/>
-                <w14:ligatures w14:val="none"/>
-              </w:rPr>
-              <w:t>isValidMark()</w:t>
+            <w:proofErr w:type="spellStart"/>
+            <w:proofErr w:type="gramStart"/>
+            <w:r>
+              <w:rPr>
+                <w:rFonts w:ascii="Arial" w:eastAsia="Times New Roman" w:hAnsi="Arial" w:cs="Arial"/>
+                <w:kern w:val="0"/>
+                <w14:ligatures w14:val="none"/>
+              </w:rPr>
+              <w:t>isValidMark</w:t>
+            </w:r>
+            <w:proofErr w:type="spellEnd"/>
+            <w:r>
+              <w:rPr>
+                <w:rFonts w:ascii="Arial" w:eastAsia="Times New Roman" w:hAnsi="Arial" w:cs="Arial"/>
+                <w:kern w:val="0"/>
+                <w14:ligatures w14:val="none"/>
+              </w:rPr>
+              <w:t>(</w:t>
+            </w:r>
+            <w:proofErr w:type="gramEnd"/>
+            <w:r>
+              <w:rPr>
+                <w:rFonts w:ascii="Arial" w:eastAsia="Times New Roman" w:hAnsi="Arial" w:cs="Arial"/>
+                <w:kern w:val="0"/>
+                <w14:ligatures w14:val="none"/>
+              </w:rPr>
+              <w:t>)</w:t>
             </w:r>
           </w:p>
         </w:tc>
@@ -2447,32 +2490,6 @@
                 <w14:ligatures w14:val="none"/>
               </w:rPr>
               <w:t>returns True when parsed value is 0-100</w:t>
-            </w:r>
-          </w:p>
-        </w:tc>
-        <w:tc>
-          <w:tcPr>
-            <w:tcW w:w="2234" w:type="dxa"/>
-            <w:noWrap/>
-            <w:vAlign w:val="bottom"/>
-            <w:hideMark/>
-          </w:tcPr>
-          <w:p>
-            <w:pPr>
-              <w:spacing w:after="0" w:line="240" w:lineRule="auto"/>
-              <w:rPr>
-                <w:rFonts w:ascii="Arial" w:eastAsia="Times New Roman" w:hAnsi="Arial" w:cs="Arial"/>
-                <w:kern w:val="0"/>
-                <w14:ligatures w14:val="none"/>
-              </w:rPr>
-            </w:pPr>
-            <w:r>
-              <w:rPr>
-                <w:rFonts w:ascii="Arial" w:eastAsia="Times New Roman" w:hAnsi="Arial" w:cs="Arial"/>
-                <w:kern w:val="0"/>
-                <w14:ligatures w14:val="none"/>
-              </w:rPr>
-              <w:t>returns true for every value</w:t>
             </w:r>
           </w:p>
         </w:tc>
@@ -2571,13 +2588,33 @@
                 <w14:ligatures w14:val="none"/>
               </w:rPr>
             </w:pPr>
-            <w:r>
-              <w:rPr>
-                <w:rFonts w:ascii="Arial" w:eastAsia="Times New Roman" w:hAnsi="Arial" w:cs="Arial"/>
-                <w:kern w:val="0"/>
-                <w14:ligatures w14:val="none"/>
-              </w:rPr>
-              <w:t>generateStudentReport()</w:t>
+            <w:proofErr w:type="spellStart"/>
+            <w:proofErr w:type="gramStart"/>
+            <w:r>
+              <w:rPr>
+                <w:rFonts w:ascii="Arial" w:eastAsia="Times New Roman" w:hAnsi="Arial" w:cs="Arial"/>
+                <w:kern w:val="0"/>
+                <w14:ligatures w14:val="none"/>
+              </w:rPr>
+              <w:t>generateStudentReport</w:t>
+            </w:r>
+            <w:proofErr w:type="spellEnd"/>
+            <w:r>
+              <w:rPr>
+                <w:rFonts w:ascii="Arial" w:eastAsia="Times New Roman" w:hAnsi="Arial" w:cs="Arial"/>
+                <w:kern w:val="0"/>
+                <w14:ligatures w14:val="none"/>
+              </w:rPr>
+              <w:t>(</w:t>
+            </w:r>
+            <w:proofErr w:type="gramEnd"/>
+            <w:r>
+              <w:rPr>
+                <w:rFonts w:ascii="Arial" w:eastAsia="Times New Roman" w:hAnsi="Arial" w:cs="Arial"/>
+                <w:kern w:val="0"/>
+                <w14:ligatures w14:val="none"/>
+              </w:rPr>
+              <w:t>)</w:t>
             </w:r>
           </w:p>
         </w:tc>
@@ -2608,31 +2645,6 @@
         </w:tc>
         <w:tc>
           <w:tcPr>
-            <w:tcW w:w="2234" w:type="dxa"/>
-            <w:vAlign w:val="center"/>
-            <w:hideMark/>
-          </w:tcPr>
-          <w:p>
-            <w:pPr>
-              <w:spacing w:after="0" w:line="240" w:lineRule="auto"/>
-              <w:rPr>
-                <w:rFonts w:ascii="Arial" w:eastAsia="Times New Roman" w:hAnsi="Arial" w:cs="Arial"/>
-                <w:kern w:val="0"/>
-                <w14:ligatures w14:val="none"/>
-              </w:rPr>
-            </w:pPr>
-            <w:r>
-              <w:rPr>
-                <w:rFonts w:ascii="Arial" w:eastAsia="Times New Roman" w:hAnsi="Arial" w:cs="Arial"/>
-                <w:kern w:val="0"/>
-                <w14:ligatures w14:val="none"/>
-              </w:rPr>
-              <w:t>Report shows "Admitted" when should be false</w:t>
-            </w:r>
-          </w:p>
-        </w:tc>
-        <w:tc>
-          <w:tcPr>
             <w:tcW w:w="3456" w:type="dxa"/>
             <w:vAlign w:val="center"/>
             <w:hideMark/>
@@ -2650,7 +2662,21 @@
               <w:rPr>
                 <w:rFonts w:ascii="Arial" w:eastAsia="Arial" w:hAnsi="Arial" w:cs="Arial"/>
               </w:rPr>
-              <w:t>Removed the ! negation operator</w:t>
+              <w:t xml:space="preserve">Removed </w:t>
+            </w:r>
+            <w:proofErr w:type="gramStart"/>
+            <w:r>
+              <w:rPr>
+                <w:rFonts w:ascii="Arial" w:eastAsia="Arial" w:hAnsi="Arial" w:cs="Arial"/>
+              </w:rPr>
+              <w:t>the !</w:t>
+            </w:r>
+            <w:proofErr w:type="gramEnd"/>
+            <w:r>
+              <w:rPr>
+                <w:rFonts w:ascii="Arial" w:eastAsia="Arial" w:hAnsi="Arial" w:cs="Arial"/>
+              </w:rPr>
+              <w:t xml:space="preserve"> negation operator</w:t>
             </w:r>
           </w:p>
         </w:tc>
@@ -3451,20 +3477,12 @@
         <w:rPr>
           <w:rFonts w:ascii="Arial" w:hAnsi="Arial" w:cs="Arial"/>
         </w:rPr>
-      </w:pPr>
-    </w:p>
-    <w:p>
-      <w:pPr>
-        <w:rPr>
-          <w:rFonts w:ascii="Arial" w:hAnsi="Arial" w:cs="Arial"/>
-        </w:rPr>
-      </w:pPr>
-    </w:p>
-    <w:p>
-      <w:pPr>
-        <w:rPr>
-          <w:rFonts w:ascii="Arial" w:hAnsi="Arial" w:cs="Arial"/>
-        </w:rPr>
+        <w:sectPr>
+          <w:pgSz w:w="16840" w:h="11907" w:orient="landscape" w:code="9"/>
+          <w:pgMar w:top="720" w:right="720" w:bottom="720" w:left="720" w:header="720" w:footer="680" w:gutter="0"/>
+          <w:cols w:space="720"/>
+          <w:docGrid w:linePitch="360"/>
+        </w:sectPr>
       </w:pPr>
     </w:p>
     <w:p>
@@ -3590,12 +3608,21 @@
         <w:t xml:space="preserve">Jenkins retrieves the latest code from the GitHub repository: </w:t>
       </w:r>
       <w:hyperlink r:id="rId16" w:history="1">
+        <w:proofErr w:type="spellStart"/>
         <w:r>
           <w:rPr>
             <w:rStyle w:val="Hyperlink"/>
             <w:rFonts w:ascii="Arial" w:hAnsi="Arial" w:cs="Arial"/>
           </w:rPr>
-          <w:t>tshepang-p/student-grade-calculator</w:t>
+          <w:t>tshepang</w:t>
+        </w:r>
+        <w:proofErr w:type="spellEnd"/>
+        <w:r>
+          <w:rPr>
+            <w:rStyle w:val="Hyperlink"/>
+            <w:rFonts w:ascii="Arial" w:hAnsi="Arial" w:cs="Arial"/>
+          </w:rPr>
+          <w:t>-p/student-grade-calculator</w:t>
         </w:r>
       </w:hyperlink>
     </w:p>
@@ -3655,7 +3682,23 @@
           <w:rFonts w:ascii="Arial" w:hAnsi="Arial" w:cs="Arial"/>
           <w:lang w:val="en-ZA"/>
         </w:rPr>
-        <w:t>The project is compiled using Maven: mvn clean package</w:t>
+        <w:t xml:space="preserve">The project is compiled using Maven: </w:t>
+      </w:r>
+      <w:proofErr w:type="spellStart"/>
+      <w:r>
+        <w:rPr>
+          <w:rFonts w:ascii="Arial" w:hAnsi="Arial" w:cs="Arial"/>
+          <w:lang w:val="en-ZA"/>
+        </w:rPr>
+        <w:t>mvn</w:t>
+      </w:r>
+      <w:proofErr w:type="spellEnd"/>
+      <w:r>
+        <w:rPr>
+          <w:rFonts w:ascii="Arial" w:hAnsi="Arial" w:cs="Arial"/>
+          <w:lang w:val="en-ZA"/>
+        </w:rPr>
+        <w:t xml:space="preserve"> clean package</w:t>
       </w:r>
       <w:r>
         <w:rPr>
@@ -3721,7 +3764,23 @@
           <w:rFonts w:ascii="Arial" w:hAnsi="Arial" w:cs="Arial"/>
           <w:lang w:val="en-ZA"/>
         </w:rPr>
-        <w:t>Automated JUnit tests are executed: mvn test</w:t>
+        <w:t xml:space="preserve">Automated JUnit tests are executed: </w:t>
+      </w:r>
+      <w:proofErr w:type="spellStart"/>
+      <w:r>
+        <w:rPr>
+          <w:rFonts w:ascii="Arial" w:hAnsi="Arial" w:cs="Arial"/>
+          <w:lang w:val="en-ZA"/>
+        </w:rPr>
+        <w:t>mvn</w:t>
+      </w:r>
+      <w:proofErr w:type="spellEnd"/>
+      <w:r>
+        <w:rPr>
+          <w:rFonts w:ascii="Arial" w:hAnsi="Arial" w:cs="Arial"/>
+          <w:lang w:val="en-ZA"/>
+        </w:rPr>
+        <w:t xml:space="preserve"> test</w:t>
       </w:r>
     </w:p>
     <w:p>
@@ -3740,7 +3799,39 @@
           <w:rFonts w:ascii="Arial" w:hAnsi="Arial" w:cs="Arial"/>
           <w:lang w:val="en-ZA"/>
         </w:rPr>
-        <w:t>Confirms that all methods (e.g., calculatePassRate, generateStudentReport) function correctly.</w:t>
+        <w:t xml:space="preserve">Confirms that all methods (e.g., </w:t>
+      </w:r>
+      <w:proofErr w:type="spellStart"/>
+      <w:r>
+        <w:rPr>
+          <w:rFonts w:ascii="Arial" w:hAnsi="Arial" w:cs="Arial"/>
+          <w:lang w:val="en-ZA"/>
+        </w:rPr>
+        <w:t>calculatePassRate</w:t>
+      </w:r>
+      <w:proofErr w:type="spellEnd"/>
+      <w:r>
+        <w:rPr>
+          <w:rFonts w:ascii="Arial" w:hAnsi="Arial" w:cs="Arial"/>
+          <w:lang w:val="en-ZA"/>
+        </w:rPr>
+        <w:t xml:space="preserve">, </w:t>
+      </w:r>
+      <w:proofErr w:type="spellStart"/>
+      <w:r>
+        <w:rPr>
+          <w:rFonts w:ascii="Arial" w:hAnsi="Arial" w:cs="Arial"/>
+          <w:lang w:val="en-ZA"/>
+        </w:rPr>
+        <w:t>generateStudentReport</w:t>
+      </w:r>
+      <w:proofErr w:type="spellEnd"/>
+      <w:r>
+        <w:rPr>
+          <w:rFonts w:ascii="Arial" w:hAnsi="Arial" w:cs="Arial"/>
+          <w:lang w:val="en-ZA"/>
+        </w:rPr>
+        <w:t>) function correctly.</w:t>
       </w:r>
     </w:p>
     <w:p>
@@ -3859,8 +3950,33 @@
           <w:rFonts w:ascii="Arial" w:hAnsi="Arial" w:cs="Arial"/>
           <w:lang w:val="en-ZA"/>
         </w:rPr>
-        <w:t>The application is containerized using the project’s Dockerfile: docker build -t student-grade-calculator .</w:t>
+        <w:t xml:space="preserve">The application is containerized using the project’s </w:t>
       </w:r>
+      <w:proofErr w:type="spellStart"/>
+      <w:r>
+        <w:rPr>
+          <w:rFonts w:ascii="Arial" w:hAnsi="Arial" w:cs="Arial"/>
+          <w:lang w:val="en-ZA"/>
+        </w:rPr>
+        <w:t>Dockerfile</w:t>
+      </w:r>
+      <w:proofErr w:type="spellEnd"/>
+      <w:r>
+        <w:rPr>
+          <w:rFonts w:ascii="Arial" w:hAnsi="Arial" w:cs="Arial"/>
+          <w:lang w:val="en-ZA"/>
+        </w:rPr>
+        <w:t>: docker build -t student-grade-</w:t>
+      </w:r>
+      <w:proofErr w:type="gramStart"/>
+      <w:r>
+        <w:rPr>
+          <w:rFonts w:ascii="Arial" w:hAnsi="Arial" w:cs="Arial"/>
+          <w:lang w:val="en-ZA"/>
+        </w:rPr>
+        <w:t>calculator .</w:t>
+      </w:r>
+      <w:proofErr w:type="gramEnd"/>
     </w:p>
     <w:p>
       <w:pPr>
@@ -3937,7 +4053,6 @@
           <w:rFonts w:ascii="Arial" w:hAnsi="Arial" w:cs="Arial"/>
           <w:lang w:val="en-ZA"/>
         </w:rPr>
-        <w:lastRenderedPageBreak/>
         <w:t xml:space="preserve">The container is deployed to Render.com, updating the live application at: </w:t>
       </w:r>
       <w:hyperlink r:id="rId17" w:history="1">
@@ -4075,7 +4190,28 @@
           <w:bCs/>
           <w:lang w:val="en-ZA"/>
         </w:rPr>
-        <w:t>GitHub Commit → Jenkins Trigger → Build → Test → Dockerize → Render Deploy → Live Application</w:t>
+        <w:lastRenderedPageBreak/>
+        <w:t xml:space="preserve">GitHub Commit → Jenkins Trigger → Build → Test → </w:t>
+      </w:r>
+      <w:proofErr w:type="spellStart"/>
+      <w:r>
+        <w:rPr>
+          <w:rFonts w:ascii="Arial" w:hAnsi="Arial" w:cs="Arial"/>
+          <w:b/>
+          <w:bCs/>
+          <w:lang w:val="en-ZA"/>
+        </w:rPr>
+        <w:t>Dockerize</w:t>
+      </w:r>
+      <w:proofErr w:type="spellEnd"/>
+      <w:r>
+        <w:rPr>
+          <w:rFonts w:ascii="Arial" w:hAnsi="Arial" w:cs="Arial"/>
+          <w:b/>
+          <w:bCs/>
+          <w:lang w:val="en-ZA"/>
+        </w:rPr>
+        <w:t xml:space="preserve"> → Render Deploy → Live Application</w:t>
       </w:r>
     </w:p>
     <w:p>
@@ -4182,9 +4318,115 @@
           <w:rFonts w:ascii="Arial" w:hAnsi="Arial" w:cs="Arial"/>
         </w:rPr>
       </w:pPr>
+      <w:r>
+        <w:rPr>
+          <w:rFonts w:ascii="Arial" w:hAnsi="Arial" w:cs="Arial"/>
+        </w:rPr>
+        <w:drawing>
+          <wp:inline distT="0" distB="0" distL="0" distR="0" wp14:anchorId="3B6A3531" wp14:editId="77EBAF5B">
+            <wp:extent cx="6646545" cy="2550160"/>
+            <wp:effectExtent l="0" t="0" r="1905" b="0"/>
+            <wp:docPr id="1654794248" name="Picture 1"/>
+            <wp:cNvGraphicFramePr>
+              <a:graphicFrameLocks xmlns:a="http://schemas.openxmlformats.org/drawingml/2006/main" noChangeAspect="1"/>
+            </wp:cNvGraphicFramePr>
+            <a:graphic xmlns:a="http://schemas.openxmlformats.org/drawingml/2006/main">
+              <a:graphicData uri="http://schemas.openxmlformats.org/drawingml/2006/picture">
+                <pic:pic xmlns:pic="http://schemas.openxmlformats.org/drawingml/2006/picture">
+                  <pic:nvPicPr>
+                    <pic:cNvPr id="1654794248" name=""/>
+                    <pic:cNvPicPr/>
+                  </pic:nvPicPr>
+                  <pic:blipFill rotWithShape="1">
+                    <a:blip r:embed="rId18">
+                      <a:extLst>
+                        <a:ext uri="{BEBA8EAE-BF5A-486C-A8C5-ECC9F3942E4B}">
+                          <a14:imgProps xmlns:a14="http://schemas.microsoft.com/office/drawing/2010/main">
+                            <a14:imgLayer r:embed="rId19">
+                              <a14:imgEffect>
+                                <a14:backgroundRemoval t="639" b="97764" l="755" r="98994">
+                                  <a14:backgroundMark x1="3145" y1="48882" x2="9434" y2="50160"/>
+                                </a14:backgroundRemoval>
+                              </a14:imgEffect>
+                            </a14:imgLayer>
+                          </a14:imgProps>
+                        </a:ext>
+                      </a:extLst>
+                    </a:blip>
+                    <a:srcRect t="2548"/>
+                    <a:stretch>
+                      <a:fillRect/>
+                    </a:stretch>
+                  </pic:blipFill>
+                  <pic:spPr bwMode="auto">
+                    <a:xfrm>
+                      <a:off x="0" y="0"/>
+                      <a:ext cx="6646545" cy="2550160"/>
+                    </a:xfrm>
+                    <a:prstGeom prst="rect">
+                      <a:avLst/>
+                    </a:prstGeom>
+                    <a:ln>
+                      <a:noFill/>
+                    </a:ln>
+                    <a:extLst>
+                      <a:ext uri="{53640926-AAD7-44D8-BBD7-CCE9431645EC}">
+                        <a14:shadowObscured xmlns:a14="http://schemas.microsoft.com/office/drawing/2010/main"/>
+                      </a:ext>
+                    </a:extLst>
+                  </pic:spPr>
+                </pic:pic>
+              </a:graphicData>
+            </a:graphic>
+          </wp:inline>
+        </w:drawing>
+      </w:r>
+    </w:p>
+    <w:p>
+      <w:pPr>
+        <w:rPr>
+          <w:rFonts w:ascii="Arial" w:hAnsi="Arial" w:cs="Arial"/>
+        </w:rPr>
+      </w:pPr>
+    </w:p>
+    <w:p>
+      <w:pPr>
+        <w:rPr>
+          <w:rFonts w:ascii="Arial" w:hAnsi="Arial" w:cs="Arial"/>
+        </w:rPr>
+      </w:pPr>
+    </w:p>
+    <w:p>
+      <w:pPr>
+        <w:rPr>
+          <w:rFonts w:ascii="Arial" w:hAnsi="Arial" w:cs="Arial"/>
+        </w:rPr>
+      </w:pPr>
+    </w:p>
+    <w:p>
+      <w:pPr>
+        <w:rPr>
+          <w:rFonts w:ascii="Arial" w:hAnsi="Arial" w:cs="Arial"/>
+        </w:rPr>
+      </w:pPr>
+    </w:p>
+    <w:p>
+      <w:pPr>
+        <w:rPr>
+          <w:rFonts w:ascii="Arial" w:hAnsi="Arial" w:cs="Arial"/>
+        </w:rPr>
+      </w:pPr>
+    </w:p>
+    <w:p>
+      <w:pPr>
+        <w:jc w:val="center"/>
+        <w:rPr>
+          <w:rFonts w:ascii="Arial" w:hAnsi="Arial" w:cs="Arial"/>
+        </w:rPr>
+      </w:pPr>
     </w:p>
     <w:sectPr>
-      <w:pgSz w:w="16840" w:h="11907" w:orient="landscape" w:code="9"/>
+      <w:pgSz w:w="11907" w:h="16840" w:code="9"/>
       <w:pgMar w:top="720" w:right="720" w:bottom="720" w:left="720" w:header="720" w:footer="680" w:gutter="0"/>
       <w:cols w:space="720"/>
       <w:docGrid w:linePitch="360"/>
